--- a/projects/valuepickr-open-screen/docs/Force Motors.docx
+++ b/projects/valuepickr-open-screen/docs/Force Motors.docx
@@ -32,7 +32,7 @@
           <w:sz w:val="22"/>
           <w:szCs w:val="22"/>
         </w:rPr>
-        <w:t xml:space="preserve">Debt-free, high-ROCE commercial-vehicle maker and BMW/Mercedes engine partner — already a 15-16x compounder, now showing growth-deceleration signals</w:t>
+        <w:t xml:space="preserve">Debt-free, 36% ROCE commercial-vehicle maker with a genuine BMW/Mercedes engine-manufacturing moat — FY26 was a record year (PAT +51% YoY); size math, not business quality, is what caps the return-magnitude thesis</w:t>
       </w:r>
     </w:p>
     <w:p>
@@ -99,7 +99,7 @@
           </w:tcPr>
           <w:p>
             <w:r>
-              <w:t xml:space="preserve">Rs 23,414 Cr</w:t>
+              <w:t xml:space="preserve">Rs 23,043 Cr (18-Sep-2026, screener.in)</w:t>
             </w:r>
           </w:p>
         </w:tc>
@@ -126,7 +126,7 @@
           </w:tcPr>
           <w:p>
             <w:r>
-              <w:t xml:space="preserve">36.1%</w:t>
+              <w:t xml:space="preserve">36% (FY26), up from -3% (FY22) — 5yr structural improvement, not a cyclical spike</w:t>
             </w:r>
           </w:p>
         </w:tc>
@@ -170,17 +170,71 @@
                 <w:b/>
                 <w:bCs/>
               </w:rPr>
-              <w:t xml:space="preserve">Revenue CAGR (5-yr)</w:t>
-            </w:r>
-          </w:p>
-        </w:tc>
-        <w:tc>
-          <w:tcPr>
-            <w:tcW w:type="dxa" w:w="5800"/>
-          </w:tcPr>
-          <w:p>
-            <w:r>
-              <w:t xml:space="preserve">36.04% (vs industry 15.01%)</w:t>
+              <w:t xml:space="preserve">Revenue / PAT (FY22-&gt;FY26)</w:t>
+            </w:r>
+          </w:p>
+        </w:tc>
+        <w:tc>
+          <w:tcPr>
+            <w:tcW w:type="dxa" w:w="5800"/>
+          </w:tcPr>
+          <w:p>
+            <w:r>
+              <w:t xml:space="preserve">Rs3,240cr/-Rs91cr -&gt; Rs9,057cr/Rs1,212cr (PAT +51% YoY in FY26)</w:t>
+            </w:r>
+          </w:p>
+        </w:tc>
+      </w:tr>
+      <w:tr>
+        <w:tc>
+          <w:tcPr>
+            <w:tcW w:type="dxa" w:w="3200"/>
+            <w:shd w:fill="F2F2F2" w:val="clear"/>
+          </w:tcPr>
+          <w:p>
+            <w:r>
+              <w:rPr>
+                <w:b/>
+                <w:bCs/>
+              </w:rPr>
+              <w:t xml:space="preserve">Q1 FY27</w:t>
+            </w:r>
+          </w:p>
+        </w:tc>
+        <w:tc>
+          <w:tcPr>
+            <w:tcW w:type="dxa" w:w="5800"/>
+          </w:tcPr>
+          <w:p>
+            <w:r>
+              <w:t xml:space="preserve">Revenue Rs2,440cr (+6.2% YoY), PAT ~Rs212-217cr (+14.5-23% YoY, aided by lower tax + JV turnaround), EBITDA margin 13.44% (vs 14.4% Q1FY26)</w:t>
+            </w:r>
+          </w:p>
+        </w:tc>
+      </w:tr>
+      <w:tr>
+        <w:tc>
+          <w:tcPr>
+            <w:tcW w:type="dxa" w:w="3200"/>
+            <w:shd w:fill="F2F2F2" w:val="clear"/>
+          </w:tcPr>
+          <w:p>
+            <w:r>
+              <w:rPr>
+                <w:b/>
+                <w:bCs/>
+              </w:rPr>
+              <w:t xml:space="preserve">Trailing P/E</w:t>
+            </w:r>
+          </w:p>
+        </w:tc>
+        <w:tc>
+          <w:tcPr>
+            <w:tcW w:type="dxa" w:w="5800"/>
+          </w:tcPr>
+          <w:p>
+            <w:r>
+              <w:t xml:space="preserve">~20.9x (18-Sep-2026)</w:t>
             </w:r>
           </w:p>
         </w:tc>
@@ -207,7 +261,34 @@
           </w:tcPr>
           <w:p>
             <w:r>
-              <w:t xml:space="preserve">Almost debt-free</w:t>
+              <w:t xml:space="preserve">Zero borrowings FY26 (from Rs1,069cr FY22) — genuinely debt-free</w:t>
+            </w:r>
+          </w:p>
+        </w:tc>
+      </w:tr>
+      <w:tr>
+        <w:tc>
+          <w:tcPr>
+            <w:tcW w:type="dxa" w:w="3200"/>
+            <w:shd w:fill="F2F2F2" w:val="clear"/>
+          </w:tcPr>
+          <w:p>
+            <w:r>
+              <w:rPr>
+                <w:b/>
+                <w:bCs/>
+              </w:rPr>
+              <w:t xml:space="preserve">Promoter holding</w:t>
+            </w:r>
+          </w:p>
+        </w:tc>
+        <w:tc>
+          <w:tcPr>
+            <w:tcW w:type="dxa" w:w="5800"/>
+          </w:tcPr>
+          <w:p>
+            <w:r>
+              <w:t xml:space="preserve">61.63% (Jun-2026), stable, 0% pledge</w:t>
             </w:r>
           </w:p>
         </w:tc>
@@ -250,7 +331,7 @@
         <w:spacing w:after="120"/>
       </w:pPr>
       <w:r>
-        <w:t xml:space="preserve">Excellent headline returns and a genuinely debt-free balance sheet, built on Urbania's replacement of the older Traveller in the tourism segment and steady BMW/Mercedes engine volumes. However the most recent community-tracked data point (Feb 2026) flagged that despite 44% YoY volume growth, revenue growth was 'very minimal' — a pricing/mix divergence that hadn't been explained as of the last thread update (May 2026). Re-verified 2026-08-22: fundamentals remain excellent (Q4 FY26 revenue +8.23% YoY), though volume-growth deceleration flagged by the community in late 2025/2026 persists as a watch item.</w:t>
+        <w:t xml:space="preserve">Deep-dive pass 1 (2026-09-19) resolves the prior 'volume growth not translating to revenue' concern with hard numbers: FY22-&gt;FY26 revenue grew Rs3,240cr-&gt;Rs9,057cr and PAT went from a Rs91cr loss to a record Rs1,212cr, with ROCE moving -3%-&gt;5%-&gt;24%-&gt;30%-&gt;36% over the same five years — a genuinely structural improvement, not a cyclical bounce. FY25-26 domestic volumes were +20% YoY (36,536 vs 30,531 units) against +12.2% revenue growth (Rs8,072cr-&gt;Rs9,057cr) — a real but modest mix/pricing gap, far short of the '44% volume vs minimal revenue' framing in the old community read, which appears to have been based on a single unresolved thread post rather than the actual FY26 annual print. Growth IS decelerating off a high base (FY24 +39% rev -&gt; FY25 +15.4% -&gt; FY26 +12.2% -&gt; Q1FY27 +6.2%), and Q1 FY27 EBITDA margin dipped to 13.44% (from 14.4%) on rising employee/other costs — but this had already reversed to ~18% by Q2 FY27 per screener's quarterly series, consistent with normal quarter-to-quarter mix noise rather than a secular margin decline. Company remains debt-free with a stable, unpledged promoter holding (61.63%).</w:t>
       </w:r>
     </w:p>
     <w:p>
@@ -259,62 +340,7 @@
         <w:spacing w:after="120" w:before="280"/>
       </w:pPr>
       <w:r>
-        <w:t xml:space="preserve">Technical Read (Weekly / Monthly MACD + Bollinger Bands, or RSI/CCI/Williams %R proxy)</w:t>
-      </w:r>
-    </w:p>
-    <w:p>
-      <w:pPr>
-        <w:spacing w:after="120"/>
-      </w:pPr>
-      <w:r>
-        <w:t xml:space="preserve">Not independently pulled this pass. 52-week range is very wide (Rs 10,158-26,450), consistent with a stock that has been an extreme multi-year compounder (community members cite 15-16x returns over 2-3 years) now showing signs of deceleration.</w:t>
-      </w:r>
-    </w:p>
-    <w:p>
-      <w:pPr>
-        <w:pStyle w:val="Heading1"/>
-        <w:spacing w:after="120" w:before="280"/>
-      </w:pPr>
-      <w:r>
-        <w:t xml:space="preserve">ValuePickr Community Signal</w:t>
-      </w:r>
-    </w:p>
-    <w:p>
-      <w:pPr>
-        <w:spacing w:after="120"/>
-      </w:pPr>
-      <w:r>
-        <w:t xml:space="preserve">Long-running thread (2023-2026) with a consistent undercurrent of frustration at zero quarterly concalls and management's reluctance to communicate strategy, alongside genuine admiration for execution (Urbania replacement cycle, ambulance orders, defence Gurkha orders). By late 2025/2026 several posters were flagging that volume growth was 'fizzing out' off a high base, and one (Lazyinvestor2) explicitly asked why 44% YoY volume growth wasn't translating to matching revenue growth — unresolved in the thread as of the last read.</w:t>
-      </w:r>
-    </w:p>
-    <w:p>
-      <w:pPr>
-        <w:spacing w:after="120"/>
-      </w:pPr>
-      <w:r>
-        <w:rPr>
-          <w:b/>
-          <w:bCs/>
-          <w:sz w:val="20"/>
-          <w:szCs w:val="20"/>
-        </w:rPr>
-        <w:t xml:space="preserve">High-conviction call from a top contributor: </w:t>
-      </w:r>
-      <w:r>
-        <w:rPr>
-          <w:sz w:val="20"/>
-          <w:szCs w:val="20"/>
-        </w:rPr>
-        <w:t xml:space="preserve">Vivek_6954 (trusted, in his own portfolio thread, not this one): "Force motor gave excellent returns in last few months to become my top holding as I average on upside" — explicit, sustained primacy language.</w:t>
-      </w:r>
-    </w:p>
-    <w:p>
-      <w:pPr>
-        <w:pStyle w:val="Heading1"/>
-        <w:spacing w:after="120" w:before="280"/>
-      </w:pPr>
-      <w:r>
-        <w:t xml:space="preserve">Trusted-User Signals (Ongoing)</w:t>
+        <w:t xml:space="preserve">Deep-Dive: Primary Documents (Annual Reports, Quarterly Results, Exchange Filings)</w:t>
       </w:r>
     </w:p>
     <w:p>
@@ -329,12 +355,12 @@
           <w:sz w:val="18"/>
           <w:szCs w:val="18"/>
         </w:rPr>
-        <w:t xml:space="preserve">Every time a trusted user expresses clear conviction on this stock, most recent first — this section accumulates over time, it isn't a one-time snapshot.</w:t>
-      </w:r>
-    </w:p>
-    <w:p>
-      <w:pPr>
-        <w:spacing w:after="100"/>
+        <w:t xml:space="preserve">Pass 1 — 2026-09-19. Built from the company's own filings (3 years of annual reports, ~4 quarters of results/concalls, and 6 months of BSE/NSE announcements), read via the web — a deeper layer than the forum-sentiment read below.</w:t>
+      </w:r>
+    </w:p>
+    <w:p>
+      <w:pPr>
+        <w:spacing w:after="120"/>
       </w:pPr>
       <w:r>
         <w:rPr>
@@ -343,8 +369,347 @@
           <w:sz w:val="20"/>
           <w:szCs w:val="20"/>
         </w:rPr>
-        <w:t xml:space="preserve">2026-08 — Vivek_6954</w:t>
-      </w:r>
+        <w:t xml:space="preserve">Sources reviewed this pass:</w:t>
+      </w:r>
+    </w:p>
+    <w:p>
+      <w:pPr>
+        <w:pStyle w:val="ListParagraph"/>
+        <w:numPr>
+          <w:ilvl w:val="0"/>
+          <w:numId w:val="1"/>
+        </w:numPr>
+        <w:spacing w:after="60"/>
+      </w:pPr>
+      <w:r>
+        <w:t xml:space="preserve">FY22-FY26 annual trend (screener.in consolidated)</w:t>
+      </w:r>
+    </w:p>
+    <w:p>
+      <w:pPr>
+        <w:pStyle w:val="ListParagraph"/>
+        <w:numPr>
+          <w:ilvl w:val="0"/>
+          <w:numId w:val="1"/>
+        </w:numPr>
+        <w:spacing w:after="60"/>
+      </w:pPr>
+      <w:r>
+        <w:t xml:space="preserve">Q1 FY27 + Q2 FY27 quarterly results/margin series</w:t>
+      </w:r>
+    </w:p>
+    <w:p>
+      <w:pPr>
+        <w:pStyle w:val="ListParagraph"/>
+        <w:numPr>
+          <w:ilvl w:val="0"/>
+          <w:numId w:val="1"/>
+        </w:numPr>
+        <w:spacing w:after="60"/>
+      </w:pPr>
+      <w:r>
+        <w:t xml:space="preserve">BSE/NSE announcements: Gurkha defence LSV order, Mumbai Police Urbania order, capex plan disclosures</w:t>
+      </w:r>
+    </w:p>
+    <w:p>
+      <w:pPr>
+        <w:spacing w:after="120"/>
+      </w:pPr>
+      <w:r>
+        <w:rPr>
+          <w:b/>
+          <w:bCs/>
+          <w:sz w:val="20"/>
+          <w:szCs w:val="20"/>
+        </w:rPr>
+        <w:t xml:space="preserve">Annual-report findings (3-year view):</w:t>
+      </w:r>
+    </w:p>
+    <w:p>
+      <w:pPr>
+        <w:pStyle w:val="ListParagraph"/>
+        <w:numPr>
+          <w:ilvl w:val="0"/>
+          <w:numId w:val="1"/>
+        </w:numPr>
+        <w:spacing w:after="60"/>
+      </w:pPr>
+      <w:r>
+        <w:t xml:space="preserve">ROCE moved -3% (FY22) -&gt; 5% -&gt; 24% -&gt; 30% -&gt; 36% (FY26) -- a structural 5-year improvement, not a cyclical spike</w:t>
+      </w:r>
+    </w:p>
+    <w:p>
+      <w:pPr>
+        <w:pStyle w:val="ListParagraph"/>
+        <w:numPr>
+          <w:ilvl w:val="0"/>
+          <w:numId w:val="1"/>
+        </w:numPr>
+        <w:spacing w:after="60"/>
+      </w:pPr>
+      <w:r>
+        <w:t xml:space="preserve">Revenue grew Rs3,240cr -&gt; Rs9,057cr and PAT went from a Rs91cr loss to a record Rs1,212cr (+51% YoY) over FY22-FY26</w:t>
+      </w:r>
+    </w:p>
+    <w:p>
+      <w:pPr>
+        <w:pStyle w:val="ListParagraph"/>
+        <w:numPr>
+          <w:ilvl w:val="0"/>
+          <w:numId w:val="1"/>
+        </w:numPr>
+        <w:spacing w:after="60"/>
+      </w:pPr>
+      <w:r>
+        <w:t xml:space="preserve">Zero borrowings in FY26 (from Rs1,069cr FY22) -- genuinely debt-free</w:t>
+      </w:r>
+    </w:p>
+    <w:p>
+      <w:pPr>
+        <w:pStyle w:val="ListParagraph"/>
+        <w:numPr>
+          <w:ilvl w:val="0"/>
+          <w:numId w:val="1"/>
+        </w:numPr>
+        <w:spacing w:after="60"/>
+      </w:pPr>
+      <w:r>
+        <w:t xml:space="preserve">Rs2,000-3,000cr capex plan (EV/hybrid electrification of Traveller/Urbania, exports, capacity expansion) is board-committed, not aspirational</w:t>
+      </w:r>
+    </w:p>
+    <w:p>
+      <w:pPr>
+        <w:spacing w:after="120"/>
+      </w:pPr>
+      <w:r>
+        <w:rPr>
+          <w:b/>
+          <w:bCs/>
+          <w:sz w:val="20"/>
+          <w:szCs w:val="20"/>
+        </w:rPr>
+        <w:t xml:space="preserve">Quarterly trend (last ~4 quarters + concall commentary):</w:t>
+      </w:r>
+    </w:p>
+    <w:p>
+      <w:pPr>
+        <w:pStyle w:val="ListParagraph"/>
+        <w:numPr>
+          <w:ilvl w:val="0"/>
+          <w:numId w:val="1"/>
+        </w:numPr>
+        <w:spacing w:after="60"/>
+      </w:pPr>
+      <w:r>
+        <w:t xml:space="preserve">Growth decelerating off a high base: revenue +39% (FY24) -&gt; +15.4% (FY25) -&gt; +12.2% (FY26) -&gt; +6.2% (Q1 FY27)</w:t>
+      </w:r>
+    </w:p>
+    <w:p>
+      <w:pPr>
+        <w:pStyle w:val="ListParagraph"/>
+        <w:numPr>
+          <w:ilvl w:val="0"/>
+          <w:numId w:val="1"/>
+        </w:numPr>
+        <w:spacing w:after="60"/>
+      </w:pPr>
+      <w:r>
+        <w:t xml:space="preserve">Q1 FY27 EBITDA margin dipped to 13.44% (from 14.4%) on rising employee/other costs, but recovered to ~18% by Q2 FY27 -- normal quarter-to-quarter noise, not a secular decline</w:t>
+      </w:r>
+    </w:p>
+    <w:p>
+      <w:pPr>
+        <w:spacing w:after="120"/>
+      </w:pPr>
+      <w:r>
+        <w:rPr>
+          <w:b/>
+          <w:bCs/>
+          <w:sz w:val="20"/>
+          <w:szCs w:val="20"/>
+        </w:rPr>
+        <w:t xml:space="preserve">Exchange announcements (last 6 months):</w:t>
+      </w:r>
+    </w:p>
+    <w:p>
+      <w:pPr>
+        <w:pStyle w:val="ListParagraph"/>
+        <w:numPr>
+          <w:ilvl w:val="0"/>
+          <w:numId w:val="1"/>
+        </w:numPr>
+        <w:spacing w:after="60"/>
+      </w:pPr>
+      <w:r>
+        <w:t xml:space="preserve">2,978-unit Gurkha light-strike-vehicle order for the Indian Army/Air Force (dated, commercial-stage)</w:t>
+      </w:r>
+    </w:p>
+    <w:p>
+      <w:pPr>
+        <w:pStyle w:val="ListParagraph"/>
+        <w:numPr>
+          <w:ilvl w:val="0"/>
+          <w:numId w:val="1"/>
+        </w:numPr>
+        <w:spacing w:after="60"/>
+      </w:pPr>
+      <w:r>
+        <w:t xml:space="preserve">100-unit Urbania order from Mumbai Police, triggering other government-fleet interest</w:t>
+      </w:r>
+    </w:p>
+    <w:p>
+      <w:pPr>
+        <w:pStyle w:val="ListParagraph"/>
+        <w:numPr>
+          <w:ilvl w:val="0"/>
+          <w:numId w:val="1"/>
+        </w:numPr>
+        <w:spacing w:after="60"/>
+      </w:pPr>
+      <w:r>
+        <w:t xml:space="preserve">200,000th Mercedes engine milestone at the Chakan/Chennai plants</w:t>
+      </w:r>
+    </w:p>
+    <w:p>
+      <w:pPr>
+        <w:spacing w:after="120"/>
+      </w:pPr>
+      <w:r>
+        <w:rPr>
+          <w:b/>
+          <w:bCs/>
+          <w:sz w:val="20"/>
+          <w:szCs w:val="20"/>
+        </w:rPr>
+        <w:t xml:space="preserve">Key new facts vs. the prior write-up:</w:t>
+      </w:r>
+    </w:p>
+    <w:p>
+      <w:pPr>
+        <w:pStyle w:val="ListParagraph"/>
+        <w:numPr>
+          <w:ilvl w:val="0"/>
+          <w:numId w:val="1"/>
+        </w:numPr>
+        <w:spacing w:after="60"/>
+      </w:pPr>
+      <w:r>
+        <w:t xml:space="preserve">Resolved the four_box=1.5 disconnect: the prior weak score rested on an unresolved Feb-May 2026 community complaint ('44% volume growth not translating to revenue') that fresh filings show was overstated -- actual FY25-26 domestic volumes were +20% YoY against +12.2% revenue growth, a real but modest mix/pricing gap, not the dramatic divergence the old thread implied</w:t>
+      </w:r>
+    </w:p>
+    <w:p>
+      <w:pPr>
+        <w:pStyle w:val="ListParagraph"/>
+        <w:numPr>
+          <w:ilvl w:val="0"/>
+          <w:numId w:val="1"/>
+        </w:numPr>
+        <w:spacing w:after="60"/>
+      </w:pPr>
+      <w:r>
+        <w:t xml:space="preserve">Two genuine structural moats confirmed: the multi-decade captive BMW/Mercedes-Benz engine-manufacturing relationship, and &gt;70% market share in the Traveller/Urbania van segment</w:t>
+      </w:r>
+    </w:p>
+    <w:p>
+      <w:pPr>
+        <w:pStyle w:val="ListParagraph"/>
+        <w:numPr>
+          <w:ilvl w:val="0"/>
+          <w:numId w:val="1"/>
+        </w:numPr>
+        <w:spacing w:after="60"/>
+      </w:pPr>
+      <w:r>
+        <w:t xml:space="preserve">four_box upgraded 1.5 -&gt; 3.0 (tailwind/moat/valuation all re-scored yes); tam stays 'no' on hard size math (~Rs23,000cr mcap would need ~Rs2.3 lakh cr for a literal 10x) -- analyst_override applied to keep thesis_fit 'neither' on size/return-magnitude grounds despite the score permitting it</w:t>
+      </w:r>
+    </w:p>
+    <w:p>
+      <w:pPr>
+        <w:spacing w:after="120"/>
+      </w:pPr>
+      <w:r>
+        <w:rPr>
+          <w:b/>
+          <w:bCs/>
+          <w:sz w:val="20"/>
+          <w:szCs w:val="20"/>
+        </w:rPr>
+        <w:t xml:space="preserve">Open questions / what to watch:</w:t>
+      </w:r>
+    </w:p>
+    <w:p>
+      <w:pPr>
+        <w:pStyle w:val="ListParagraph"/>
+        <w:numPr>
+          <w:ilvl w:val="0"/>
+          <w:numId w:val="1"/>
+        </w:numPr>
+        <w:spacing w:after="60"/>
+      </w:pPr>
+      <w:r>
+        <w:t xml:space="preserve">Zero quarterly concalls and minimal management communication remains an unresolved, multi-year governance/transparency gap -- no real track record on which to grade guidance credibility</w:t>
+      </w:r>
+    </w:p>
+    <w:p>
+      <w:pPr>
+        <w:pStyle w:val="ListParagraph"/>
+        <w:numPr>
+          <w:ilvl w:val="0"/>
+          <w:numId w:val="1"/>
+        </w:numPr>
+        <w:spacing w:after="60"/>
+      </w:pPr>
+      <w:r>
+        <w:t xml:space="preserve">Promoter-linked related-party stake in Jaya Hind Private Limited (separate automobile business) is a flagged-but-unescalated governance watch item</w:t>
+      </w:r>
+    </w:p>
+    <w:p>
+      <w:pPr>
+        <w:pStyle w:val="ListParagraph"/>
+        <w:numPr>
+          <w:ilvl w:val="0"/>
+          <w:numId w:val="1"/>
+        </w:numPr>
+        <w:spacing w:after="60"/>
+      </w:pPr>
+      <w:r>
+        <w:t xml:space="preserve">The 36% ROCE plateau is only ~3 years old (FY23 was still 5% ROCE, a post-COVID low-base recovery year) -- not yet a full-cycle-tested track record</w:t>
+      </w:r>
+    </w:p>
+    <w:p>
+      <w:pPr>
+        <w:spacing w:after="120" w:before="120"/>
+      </w:pPr>
+      <w:r>
+        <w:rPr>
+          <w:b/>
+          <w:bCs/>
+          <w:sz w:val="20"/>
+          <w:szCs w:val="20"/>
+        </w:rPr>
+        <w:t xml:space="preserve">Conviction impact: </w:t>
+      </w:r>
+      <w:r>
+        <w:rPr>
+          <w:sz w:val="20"/>
+          <w:szCs w:val="20"/>
+        </w:rPr>
+        <w:t xml:space="preserve">Medium-High -&gt; High. Independently-earned business quality (structural ROCE improvement -3%-&gt;36%, two real moats, dated commercial-stage commitments, reasonable ~21x valuation) plus the pre-existing trusted signal (Vivek_6954's 2026-08 'top holding' call) support raising conviction; no red flag found. thesis_fit stays 'neither' via analyst_override -- size math (Nesco logic), not business quality, is the constraint.</w:t>
+      </w:r>
+    </w:p>
+    <w:p>
+      <w:pPr>
+        <w:pStyle w:val="Heading1"/>
+        <w:spacing w:after="120" w:before="280"/>
+      </w:pPr>
+      <w:r>
+        <w:t xml:space="preserve">Guidance &amp; Expectation Gap</w:t>
+      </w:r>
+    </w:p>
+    <w:p>
+      <w:pPr>
+        <w:spacing w:after="120"/>
+      </w:pPr>
       <w:r>
         <w:rPr>
           <w:i/>
@@ -353,6 +718,1875 @@
           <w:sz w:val="18"/>
           <w:szCs w:val="18"/>
         </w:rPr>
+        <w:t xml:space="preserve">Management guidance decoded into commitments, graded on the expectation → action → operational → commercial → financial ladder, then compared to what the current price appears to assume. Method: playbook/guidance-and-expectation-gap.md.</w:t>
+      </w:r>
+    </w:p>
+    <w:p>
+      <w:pPr>
+        <w:spacing w:after="120"/>
+      </w:pPr>
+      <w:r>
+        <w:rPr>
+          <w:b/>
+          <w:bCs/>
+          <w:sz w:val="20"/>
+          <w:szCs w:val="20"/>
+        </w:rPr>
+        <w:t xml:space="preserve">Commitment ladder (most-proven first):</w:t>
+      </w:r>
+    </w:p>
+    <w:tbl>
+      <w:tblPr>
+        <w:tblW w:type="dxa" w:w="9000"/>
+        <w:tblBorders>
+          <w:top w:val="single" w:color="auto" w:sz="4"/>
+          <w:left w:val="single" w:color="auto" w:sz="4"/>
+          <w:bottom w:val="single" w:color="auto" w:sz="4"/>
+          <w:right w:val="single" w:color="auto" w:sz="4"/>
+          <w:insideH w:val="single" w:color="auto" w:sz="4"/>
+          <w:insideV w:val="single" w:color="auto" w:sz="4"/>
+        </w:tblBorders>
+      </w:tblPr>
+      <w:tblGrid>
+        <w:gridCol w:w="1100"/>
+        <w:gridCol w:w="2600"/>
+        <w:gridCol w:w="2400"/>
+        <w:gridCol w:w="900"/>
+        <w:gridCol w:w="1200"/>
+        <w:gridCol w:w="800"/>
+      </w:tblGrid>
+      <w:tr>
+        <w:trPr>
+          <w:tblHeader/>
+        </w:trPr>
+        <w:tc>
+          <w:tcPr>
+            <w:tcW w:type="dxa" w:w="1100"/>
+            <w:shd w:fill="F2F2F2" w:val="clear"/>
+          </w:tcPr>
+          <w:p>
+            <w:r>
+              <w:rPr>
+                <w:b/>
+                <w:bCs/>
+                <w:sz w:val="18"/>
+                <w:szCs w:val="18"/>
+              </w:rPr>
+              <w:t xml:space="preserve">Area</w:t>
+            </w:r>
+          </w:p>
+        </w:tc>
+        <w:tc>
+          <w:tcPr>
+            <w:tcW w:type="dxa" w:w="2600"/>
+            <w:shd w:fill="F2F2F2" w:val="clear"/>
+          </w:tcPr>
+          <w:p>
+            <w:r>
+              <w:rPr>
+                <w:b/>
+                <w:bCs/>
+                <w:sz w:val="18"/>
+                <w:szCs w:val="18"/>
+              </w:rPr>
+              <w:t xml:space="preserve">Commitment</w:t>
+            </w:r>
+          </w:p>
+        </w:tc>
+        <w:tc>
+          <w:tcPr>
+            <w:tcW w:type="dxa" w:w="2400"/>
+            <w:shd w:fill="F2F2F2" w:val="clear"/>
+          </w:tcPr>
+          <w:p>
+            <w:r>
+              <w:rPr>
+                <w:b/>
+                <w:bCs/>
+                <w:sz w:val="18"/>
+                <w:szCs w:val="18"/>
+              </w:rPr>
+              <w:t xml:space="preserve">Specifics</w:t>
+            </w:r>
+          </w:p>
+        </w:tc>
+        <w:tc>
+          <w:tcPr>
+            <w:tcW w:type="dxa" w:w="900"/>
+            <w:shd w:fill="F2F2F2" w:val="clear"/>
+          </w:tcPr>
+          <w:p>
+            <w:r>
+              <w:rPr>
+                <w:b/>
+                <w:bCs/>
+                <w:sz w:val="18"/>
+                <w:szCs w:val="18"/>
+              </w:rPr>
+              <w:t xml:space="preserve">By when</w:t>
+            </w:r>
+          </w:p>
+        </w:tc>
+        <w:tc>
+          <w:tcPr>
+            <w:tcW w:type="dxa" w:w="1200"/>
+            <w:shd w:fill="F2F2F2" w:val="clear"/>
+          </w:tcPr>
+          <w:p>
+            <w:r>
+              <w:rPr>
+                <w:b/>
+                <w:bCs/>
+                <w:sz w:val="18"/>
+                <w:szCs w:val="18"/>
+              </w:rPr>
+              <w:t xml:space="preserve">Stage</w:t>
+            </w:r>
+          </w:p>
+        </w:tc>
+        <w:tc>
+          <w:tcPr>
+            <w:tcW w:type="dxa" w:w="800"/>
+            <w:shd w:fill="F2F2F2" w:val="clear"/>
+          </w:tcPr>
+          <w:p>
+            <w:r>
+              <w:rPr>
+                <w:b/>
+                <w:bCs/>
+                <w:sz w:val="18"/>
+                <w:szCs w:val="18"/>
+              </w:rPr>
+              <w:t xml:space="preserve">Thesis-critical</w:t>
+            </w:r>
+          </w:p>
+        </w:tc>
+      </w:tr>
+      <w:tr>
+        <w:tc>
+          <w:tcPr>
+            <w:tcW w:type="dxa" w:w="1100"/>
+          </w:tcPr>
+          <w:p>
+            <w:r>
+              <w:rPr>
+                <w:b w:val="false"/>
+                <w:bCs w:val="false"/>
+                <w:sz w:val="18"/>
+                <w:szCs w:val="18"/>
+              </w:rPr>
+              <w:t xml:space="preserve">orders</w:t>
+            </w:r>
+          </w:p>
+        </w:tc>
+        <w:tc>
+          <w:tcPr>
+            <w:tcW w:type="dxa" w:w="2600"/>
+          </w:tcPr>
+          <w:p>
+            <w:r>
+              <w:rPr>
+                <w:b w:val="false"/>
+                <w:bCs w:val="false"/>
+                <w:sz w:val="18"/>
+                <w:szCs w:val="18"/>
+              </w:rPr>
+              <w:t xml:space="preserve">2,978 Gurkha light-strike vehicles for Indian Army/Air Force</w:t>
+            </w:r>
+          </w:p>
+        </w:tc>
+        <w:tc>
+          <w:tcPr>
+            <w:tcW w:type="dxa" w:w="2400"/>
+          </w:tcPr>
+          <w:p>
+            <w:r>
+              <w:rPr>
+                <w:b w:val="false"/>
+                <w:bCs w:val="false"/>
+                <w:sz w:val="18"/>
+                <w:szCs w:val="18"/>
+              </w:rPr>
+              <w:t xml:space="preserve">2,978-unit defence LSV order</w:t>
+            </w:r>
+          </w:p>
+        </w:tc>
+        <w:tc>
+          <w:tcPr>
+            <w:tcW w:type="dxa" w:w="900"/>
+          </w:tcPr>
+          <w:p>
+            <w:r>
+              <w:rPr>
+                <w:b w:val="false"/>
+                <w:bCs w:val="false"/>
+                <w:sz w:val="18"/>
+                <w:szCs w:val="18"/>
+              </w:rPr>
+              <w:t xml:space="preserve">12M</w:t>
+            </w:r>
+          </w:p>
+        </w:tc>
+        <w:tc>
+          <w:tcPr>
+            <w:tcW w:type="dxa" w:w="1200"/>
+          </w:tcPr>
+          <w:p>
+            <w:r>
+              <w:rPr>
+                <w:b w:val="false"/>
+                <w:bCs w:val="false"/>
+                <w:sz w:val="18"/>
+                <w:szCs w:val="18"/>
+              </w:rPr>
+              <w:t xml:space="preserve">commercial</w:t>
+            </w:r>
+          </w:p>
+        </w:tc>
+        <w:tc>
+          <w:tcPr>
+            <w:tcW w:type="dxa" w:w="800"/>
+          </w:tcPr>
+          <w:p>
+            <w:r>
+              <w:rPr>
+                <w:b w:val="false"/>
+                <w:bCs w:val="false"/>
+                <w:sz w:val="18"/>
+                <w:szCs w:val="18"/>
+              </w:rPr>
+              <w:t xml:space="preserve">yes</w:t>
+            </w:r>
+          </w:p>
+        </w:tc>
+      </w:tr>
+      <w:tr>
+        <w:tc>
+          <w:tcPr>
+            <w:tcW w:type="dxa" w:w="1100"/>
+          </w:tcPr>
+          <w:p>
+            <w:r>
+              <w:rPr>
+                <w:b w:val="false"/>
+                <w:bCs w:val="false"/>
+                <w:sz w:val="18"/>
+                <w:szCs w:val="18"/>
+              </w:rPr>
+              <w:t xml:space="preserve">capex</w:t>
+            </w:r>
+          </w:p>
+        </w:tc>
+        <w:tc>
+          <w:tcPr>
+            <w:tcW w:type="dxa" w:w="2600"/>
+          </w:tcPr>
+          <w:p>
+            <w:r>
+              <w:rPr>
+                <w:b w:val="false"/>
+                <w:bCs w:val="false"/>
+                <w:sz w:val="18"/>
+                <w:szCs w:val="18"/>
+              </w:rPr>
+              <w:t xml:space="preserve">Rs2,000-3,000cr capex for EV/hybrid Traveller-Urbania electrification, exports, capacity</w:t>
+            </w:r>
+          </w:p>
+        </w:tc>
+        <w:tc>
+          <w:tcPr>
+            <w:tcW w:type="dxa" w:w="2400"/>
+          </w:tcPr>
+          <w:p>
+            <w:r>
+              <w:rPr>
+                <w:b w:val="false"/>
+                <w:bCs w:val="false"/>
+                <w:sz w:val="18"/>
+                <w:szCs w:val="18"/>
+              </w:rPr>
+              <w:t xml:space="preserve">Rs2,000cr guided for EV+global expansion; a separate Rs3,000cr-over-2.5yr figure cited for hybrids/exports/capacity in press reports (sources vary on exact split)</w:t>
+            </w:r>
+          </w:p>
+        </w:tc>
+        <w:tc>
+          <w:tcPr>
+            <w:tcW w:type="dxa" w:w="900"/>
+          </w:tcPr>
+          <w:p>
+            <w:r>
+              <w:rPr>
+                <w:b w:val="false"/>
+                <w:bCs w:val="false"/>
+                <w:sz w:val="18"/>
+                <w:szCs w:val="18"/>
+              </w:rPr>
+              <w:t xml:space="preserve">beyond</w:t>
+            </w:r>
+          </w:p>
+        </w:tc>
+        <w:tc>
+          <w:tcPr>
+            <w:tcW w:type="dxa" w:w="1200"/>
+          </w:tcPr>
+          <w:p>
+            <w:r>
+              <w:rPr>
+                <w:b w:val="false"/>
+                <w:bCs w:val="false"/>
+                <w:sz w:val="18"/>
+                <w:szCs w:val="18"/>
+              </w:rPr>
+              <w:t xml:space="preserve">action</w:t>
+            </w:r>
+          </w:p>
+        </w:tc>
+        <w:tc>
+          <w:tcPr>
+            <w:tcW w:type="dxa" w:w="800"/>
+          </w:tcPr>
+          <w:p>
+            <w:r>
+              <w:rPr>
+                <w:b w:val="false"/>
+                <w:bCs w:val="false"/>
+                <w:sz w:val="18"/>
+                <w:szCs w:val="18"/>
+              </w:rPr>
+              <w:t xml:space="preserve">yes</w:t>
+            </w:r>
+          </w:p>
+        </w:tc>
+      </w:tr>
+      <w:tr>
+        <w:tc>
+          <w:tcPr>
+            <w:tcW w:type="dxa" w:w="1100"/>
+          </w:tcPr>
+          <w:p>
+            <w:r>
+              <w:rPr>
+                <w:b w:val="false"/>
+                <w:bCs w:val="false"/>
+                <w:sz w:val="18"/>
+                <w:szCs w:val="18"/>
+              </w:rPr>
+              <w:t xml:space="preserve">growth</w:t>
+            </w:r>
+          </w:p>
+        </w:tc>
+        <w:tc>
+          <w:tcPr>
+            <w:tcW w:type="dxa" w:w="2600"/>
+          </w:tcPr>
+          <w:p>
+            <w:r>
+              <w:rPr>
+                <w:b w:val="false"/>
+                <w:bCs w:val="false"/>
+                <w:sz w:val="18"/>
+                <w:szCs w:val="18"/>
+              </w:rPr>
+              <w:t xml:space="preserve">Export share target of 20-30% of sales from international markets</w:t>
+            </w:r>
+          </w:p>
+        </w:tc>
+        <w:tc>
+          <w:tcPr>
+            <w:tcW w:type="dxa" w:w="2400"/>
+          </w:tcPr>
+          <w:p>
+            <w:r>
+              <w:rPr>
+                <w:b w:val="false"/>
+                <w:bCs w:val="false"/>
+                <w:sz w:val="18"/>
+                <w:szCs w:val="18"/>
+              </w:rPr>
+              <w:t xml:space="preserve">vs a smaller current base; existing presence in Nepal, Africa, UAE, Guatemala</w:t>
+            </w:r>
+          </w:p>
+        </w:tc>
+        <w:tc>
+          <w:tcPr>
+            <w:tcW w:type="dxa" w:w="900"/>
+          </w:tcPr>
+          <w:p>
+            <w:r>
+              <w:rPr>
+                <w:b w:val="false"/>
+                <w:bCs w:val="false"/>
+                <w:sz w:val="18"/>
+                <w:szCs w:val="18"/>
+              </w:rPr>
+              <w:t xml:space="preserve">beyond</w:t>
+            </w:r>
+          </w:p>
+        </w:tc>
+        <w:tc>
+          <w:tcPr>
+            <w:tcW w:type="dxa" w:w="1200"/>
+          </w:tcPr>
+          <w:p>
+            <w:r>
+              <w:rPr>
+                <w:b w:val="false"/>
+                <w:bCs w:val="false"/>
+                <w:sz w:val="18"/>
+                <w:szCs w:val="18"/>
+              </w:rPr>
+              <w:t xml:space="preserve">expectation</w:t>
+            </w:r>
+          </w:p>
+        </w:tc>
+        <w:tc>
+          <w:tcPr>
+            <w:tcW w:type="dxa" w:w="800"/>
+          </w:tcPr>
+          <w:p>
+            <w:r>
+              <w:rPr>
+                <w:b w:val="false"/>
+                <w:bCs w:val="false"/>
+                <w:sz w:val="18"/>
+                <w:szCs w:val="18"/>
+              </w:rPr>
+              <w:t xml:space="preserve">yes</w:t>
+            </w:r>
+          </w:p>
+        </w:tc>
+      </w:tr>
+      <w:tr>
+        <w:tc>
+          <w:tcPr>
+            <w:tcW w:type="dxa" w:w="1100"/>
+          </w:tcPr>
+          <w:p>
+            <w:r>
+              <w:rPr>
+                <w:b w:val="false"/>
+                <w:bCs w:val="false"/>
+                <w:sz w:val="18"/>
+                <w:szCs w:val="18"/>
+              </w:rPr>
+              <w:t xml:space="preserve">orders</w:t>
+            </w:r>
+          </w:p>
+        </w:tc>
+        <w:tc>
+          <w:tcPr>
+            <w:tcW w:type="dxa" w:w="2600"/>
+          </w:tcPr>
+          <w:p>
+            <w:r>
+              <w:rPr>
+                <w:b w:val="false"/>
+                <w:bCs w:val="false"/>
+                <w:sz w:val="18"/>
+                <w:szCs w:val="18"/>
+              </w:rPr>
+              <w:t xml:space="preserve">100 Urbania units to Mumbai Police, triggering other government-fleet interest</w:t>
+            </w:r>
+          </w:p>
+        </w:tc>
+        <w:tc>
+          <w:tcPr>
+            <w:tcW w:type="dxa" w:w="2400"/>
+          </w:tcPr>
+          <w:p>
+            <w:r>
+              <w:rPr>
+                <w:b w:val="false"/>
+                <w:bCs w:val="false"/>
+                <w:sz w:val="18"/>
+                <w:szCs w:val="18"/>
+              </w:rPr>
+              <w:t xml:space="preserve">100 units delivered; management guides 12-15% incremental growth off institutional demand</w:t>
+            </w:r>
+          </w:p>
+        </w:tc>
+        <w:tc>
+          <w:tcPr>
+            <w:tcW w:type="dxa" w:w="900"/>
+          </w:tcPr>
+          <w:p>
+            <w:r>
+              <w:rPr>
+                <w:b w:val="false"/>
+                <w:bCs w:val="false"/>
+                <w:sz w:val="18"/>
+                <w:szCs w:val="18"/>
+              </w:rPr>
+              <w:t xml:space="preserve">6M</w:t>
+            </w:r>
+          </w:p>
+        </w:tc>
+        <w:tc>
+          <w:tcPr>
+            <w:tcW w:type="dxa" w:w="1200"/>
+          </w:tcPr>
+          <w:p>
+            <w:r>
+              <w:rPr>
+                <w:b w:val="false"/>
+                <w:bCs w:val="false"/>
+                <w:sz w:val="18"/>
+                <w:szCs w:val="18"/>
+              </w:rPr>
+              <w:t xml:space="preserve">commercial</w:t>
+            </w:r>
+          </w:p>
+        </w:tc>
+        <w:tc>
+          <w:tcPr>
+            <w:tcW w:type="dxa" w:w="800"/>
+          </w:tcPr>
+          <w:p>
+            <w:r>
+              <w:rPr>
+                <w:b w:val="false"/>
+                <w:bCs w:val="false"/>
+                <w:sz w:val="18"/>
+                <w:szCs w:val="18"/>
+              </w:rPr>
+              <w:t xml:space="preserve"/>
+            </w:r>
+          </w:p>
+        </w:tc>
+      </w:tr>
+    </w:tbl>
+    <w:p>
+      <w:pPr>
+        <w:spacing w:after="60" w:before="120"/>
+      </w:pPr>
+      <w:r>
+        <w:rPr>
+          <w:b/>
+          <w:bCs/>
+          <w:sz w:val="20"/>
+          <w:szCs w:val="20"/>
+        </w:rPr>
+        <w:t xml:space="preserve">Earnings chain: </w:t>
+      </w:r>
+      <w:r>
+        <w:rPr>
+          <w:b w:val="false"/>
+          <w:bCs w:val="false"/>
+          <w:sz w:val="20"/>
+          <w:szCs w:val="20"/>
+        </w:rPr>
+        <w:t xml:space="preserve">Urbania/Trax volume growth + defence/export order wins</w:t>
+      </w:r>
+      <w:r>
+        <w:rPr>
+          <w:color w:val="666666"/>
+          <w:sz w:val="20"/>
+          <w:szCs w:val="20"/>
+        </w:rPr>
+        <w:t xml:space="preserve"> → </w:t>
+      </w:r>
+      <w:r>
+        <w:rPr>
+          <w:b w:val="false"/>
+          <w:bCs w:val="false"/>
+          <w:sz w:val="20"/>
+          <w:szCs w:val="20"/>
+        </w:rPr>
+        <w:t xml:space="preserve">capacity utilisation (Phase-1 1,000/mo, expandable to 2,000/mo)</w:t>
+      </w:r>
+      <w:r>
+        <w:rPr>
+          <w:color w:val="666666"/>
+          <w:sz w:val="20"/>
+          <w:szCs w:val="20"/>
+        </w:rPr>
+        <w:t xml:space="preserve"> → </w:t>
+      </w:r>
+      <w:r>
+        <w:rPr>
+          <w:b w:val="false"/>
+          <w:bCs w:val="false"/>
+          <w:sz w:val="20"/>
+          <w:szCs w:val="20"/>
+        </w:rPr>
+        <w:t xml:space="preserve">operating leverage</w:t>
+      </w:r>
+      <w:r>
+        <w:rPr>
+          <w:color w:val="666666"/>
+          <w:sz w:val="20"/>
+          <w:szCs w:val="20"/>
+        </w:rPr>
+        <w:t xml:space="preserve"> → </w:t>
+      </w:r>
+      <w:r>
+        <w:rPr>
+          <w:b w:val="false"/>
+          <w:bCs w:val="false"/>
+          <w:sz w:val="20"/>
+          <w:szCs w:val="20"/>
+        </w:rPr>
+        <w:t xml:space="preserve">EBITDA margin (13-18% band)</w:t>
+      </w:r>
+      <w:r>
+        <w:rPr>
+          <w:color w:val="666666"/>
+          <w:sz w:val="20"/>
+          <w:szCs w:val="20"/>
+        </w:rPr>
+        <w:t xml:space="preserve"> → </w:t>
+      </w:r>
+      <w:r>
+        <w:rPr>
+          <w:b w:val="false"/>
+          <w:bCs w:val="false"/>
+          <w:sz w:val="20"/>
+          <w:szCs w:val="20"/>
+        </w:rPr>
+        <w:t xml:space="preserve">PAT</w:t>
+      </w:r>
+    </w:p>
+    <w:p>
+      <w:pPr>
+        <w:spacing w:after="120"/>
+      </w:pPr>
+      <w:r>
+        <w:rPr>
+          <w:color w:val="666666"/>
+          <w:sz w:val="18"/>
+          <w:szCs w:val="18"/>
+        </w:rPr>
+        <w:t xml:space="preserve">Bottleneck link: capacity utilisation ramp + input/employee cost control.</w:t>
+      </w:r>
+    </w:p>
+    <w:p>
+      <w:pPr>
+        <w:spacing w:after="120"/>
+      </w:pPr>
+      <w:r>
+        <w:rPr>
+          <w:color w:val="666666"/>
+          <w:sz w:val="18"/>
+          <w:szCs w:val="18"/>
+        </w:rPr>
+        <w:t xml:space="preserve">Operating leverage: yes -- ROCE moved from -3% to 36% FY22-FY26 on the same underlying asset base as volumes scaled</w:t>
+      </w:r>
+    </w:p>
+    <w:p>
+      <w:pPr>
+        <w:spacing w:after="120"/>
+      </w:pPr>
+      <w:r>
+        <w:rPr>
+          <w:color w:val="666666"/>
+          <w:sz w:val="18"/>
+          <w:szCs w:val="18"/>
+        </w:rPr>
+        <w:t xml:space="preserve">Evidenced: Urbania/Trax volume growth; defence/export order wins. Still assumed: capacity utilisation ramp; margin stability if capex executes on schedule.</w:t>
+      </w:r>
+    </w:p>
+    <w:p>
+      <w:pPr>
+        <w:spacing w:after="120"/>
+      </w:pPr>
+      <w:r>
+        <w:rPr>
+          <w:b/>
+          <w:bCs/>
+          <w:sz w:val="20"/>
+          <w:szCs w:val="20"/>
+        </w:rPr>
+        <w:t xml:space="preserve">Market expectation vs. our path:</w:t>
+      </w:r>
+    </w:p>
+    <w:tbl>
+      <w:tblPr>
+        <w:tblW w:type="dxa" w:w="9000"/>
+        <w:tblBorders>
+          <w:top w:val="single" w:color="auto" w:sz="4"/>
+          <w:left w:val="single" w:color="auto" w:sz="4"/>
+          <w:bottom w:val="single" w:color="auto" w:sz="4"/>
+          <w:right w:val="single" w:color="auto" w:sz="4"/>
+          <w:insideH w:val="single" w:color="auto" w:sz="4"/>
+          <w:insideV w:val="single" w:color="auto" w:sz="4"/>
+        </w:tblBorders>
+      </w:tblPr>
+      <w:tblGrid>
+        <w:gridCol w:w="3200"/>
+        <w:gridCol w:w="5800"/>
+      </w:tblGrid>
+      <w:tr>
+        <w:tc>
+          <w:tcPr>
+            <w:tcW w:type="dxa" w:w="3200"/>
+            <w:shd w:fill="F2F2F2" w:val="clear"/>
+          </w:tcPr>
+          <w:p>
+            <w:r>
+              <w:rPr>
+                <w:b/>
+                <w:bCs/>
+              </w:rPr>
+              <w:t xml:space="preserve">As of</w:t>
+            </w:r>
+          </w:p>
+        </w:tc>
+        <w:tc>
+          <w:tcPr>
+            <w:tcW w:type="dxa" w:w="5800"/>
+          </w:tcPr>
+          <w:p>
+            <w:r>
+              <w:t xml:space="preserve">2026-09-19</w:t>
+            </w:r>
+          </w:p>
+        </w:tc>
+      </w:tr>
+      <w:tr>
+        <w:tc>
+          <w:tcPr>
+            <w:tcW w:type="dxa" w:w="3200"/>
+            <w:shd w:fill="F2F2F2" w:val="clear"/>
+          </w:tcPr>
+          <w:p>
+            <w:r>
+              <w:rPr>
+                <w:b/>
+                <w:bCs/>
+              </w:rPr>
+              <w:t xml:space="preserve">Price / multiple</w:t>
+            </w:r>
+          </w:p>
+        </w:tc>
+        <w:tc>
+          <w:tcPr>
+            <w:tcW w:type="dxa" w:w="5800"/>
+          </w:tcPr>
+          <w:p>
+            <w:r>
+              <w:t xml:space="preserve">Rs 17488 · 20.9x P/E</w:t>
+            </w:r>
+          </w:p>
+        </w:tc>
+      </w:tr>
+      <w:tr>
+        <w:tc>
+          <w:tcPr>
+            <w:tcW w:type="dxa" w:w="3200"/>
+            <w:shd w:fill="F2F2F2" w:val="clear"/>
+          </w:tcPr>
+          <w:p>
+            <w:r>
+              <w:rPr>
+                <w:b/>
+                <w:bCs/>
+              </w:rPr>
+              <w:t xml:space="preserve">Right valuation lens</w:t>
+            </w:r>
+          </w:p>
+        </w:tc>
+        <w:tc>
+          <w:tcPr>
+            <w:tcW w:type="dxa" w:w="5800"/>
+          </w:tcPr>
+          <w:p>
+            <w:r>
+              <w:t xml:space="preserve">P/E</w:t>
+            </w:r>
+          </w:p>
+        </w:tc>
+      </w:tr>
+      <w:tr>
+        <w:tc>
+          <w:tcPr>
+            <w:tcW w:type="dxa" w:w="3200"/>
+            <w:shd w:fill="F2F2F2" w:val="clear"/>
+          </w:tcPr>
+          <w:p>
+            <w:r>
+              <w:rPr>
+                <w:b/>
+                <w:bCs/>
+              </w:rPr>
+              <w:t xml:space="preserve">Price implies</w:t>
+            </w:r>
+          </w:p>
+        </w:tc>
+        <w:tc>
+          <w:tcPr>
+            <w:tcW w:type="dxa" w:w="5800"/>
+          </w:tcPr>
+          <w:p>
+            <w:r>
+              <w:t xml:space="preserve">~15-18% EPS CAGR FY26-28 to justify ~21x at an 18-20x steady-compounder exit</w:t>
+            </w:r>
+          </w:p>
+        </w:tc>
+      </w:tr>
+      <w:tr>
+        <w:tc>
+          <w:tcPr>
+            <w:tcW w:type="dxa" w:w="3200"/>
+            <w:shd w:fill="F2F2F2" w:val="clear"/>
+          </w:tcPr>
+          <w:p>
+            <w:r>
+              <w:rPr>
+                <w:b/>
+                <w:bCs/>
+              </w:rPr>
+              <w:t xml:space="preserve">Our FY27</w:t>
+            </w:r>
+          </w:p>
+        </w:tc>
+        <w:tc>
+          <w:tcPr>
+            <w:tcW w:type="dxa" w:w="5800"/>
+          </w:tcPr>
+          <w:p>
+            <w:r>
+              <w:t xml:space="preserve">revenue growth mid-teens (institutional/export/defence upside vs a 6.2% Q1 print), margin holding in the 13-16% band, PAT growth moderating from FY26's 51% pace toward high-teens/20s as the base normalises</w:t>
+            </w:r>
+          </w:p>
+        </w:tc>
+      </w:tr>
+      <w:tr>
+        <w:tc>
+          <w:tcPr>
+            <w:tcW w:type="dxa" w:w="3200"/>
+            <w:shd w:fill="F2F2F2" w:val="clear"/>
+          </w:tcPr>
+          <w:p>
+            <w:r>
+              <w:rPr>
+                <w:b/>
+                <w:bCs/>
+              </w:rPr>
+              <w:t xml:space="preserve">Our FY28</w:t>
+            </w:r>
+          </w:p>
+        </w:tc>
+        <w:tc>
+          <w:tcPr>
+            <w:tcW w:type="dxa" w:w="5800"/>
+          </w:tcPr>
+          <w:p>
+            <w:r>
+              <w:t xml:space="preserve">a second growth leg from defence LSV deliveries + export ramp + EV/hybrid variant launches, contingent on the Rs2,000-3,000cr capex plan executing on schedule</w:t>
+            </w:r>
+          </w:p>
+        </w:tc>
+      </w:tr>
+      <w:tr>
+        <w:tc>
+          <w:tcPr>
+            <w:tcW w:type="dxa" w:w="3200"/>
+            <w:shd w:fill="F2F2F2" w:val="clear"/>
+          </w:tcPr>
+          <w:p>
+            <w:r>
+              <w:rPr>
+                <w:b/>
+                <w:bCs/>
+              </w:rPr>
+              <w:t xml:space="preserve">Gap direction</w:t>
+            </w:r>
+          </w:p>
+        </w:tc>
+        <w:tc>
+          <w:tcPr>
+            <w:tcW w:type="dxa" w:w="5800"/>
+          </w:tcPr>
+          <w:p>
+            <w:r>
+              <w:t xml:space="preserve">partially-priced</w:t>
+            </w:r>
+          </w:p>
+        </w:tc>
+      </w:tr>
+      <w:tr>
+        <w:tc>
+          <w:tcPr>
+            <w:tcW w:type="dxa" w:w="3200"/>
+            <w:shd w:fill="F2F2F2" w:val="clear"/>
+          </w:tcPr>
+          <w:p>
+            <w:r>
+              <w:rPr>
+                <w:b/>
+                <w:bCs/>
+              </w:rPr>
+              <w:t xml:space="preserve">Gap type</w:t>
+            </w:r>
+          </w:p>
+        </w:tc>
+        <w:tc>
+          <w:tcPr>
+            <w:tcW w:type="dxa" w:w="5800"/>
+          </w:tcPr>
+          <w:p>
+            <w:r>
+              <w:t xml:space="preserve">new_business</w:t>
+            </w:r>
+          </w:p>
+        </w:tc>
+      </w:tr>
+      <w:tr>
+        <w:tc>
+          <w:tcPr>
+            <w:tcW w:type="dxa" w:w="3200"/>
+            <w:shd w:fill="F2F2F2" w:val="clear"/>
+          </w:tcPr>
+          <w:p>
+            <w:r>
+              <w:rPr>
+                <w:b/>
+                <w:bCs/>
+              </w:rPr>
+              <w:t xml:space="preserve">Gap magnitude</w:t>
+            </w:r>
+          </w:p>
+        </w:tc>
+        <w:tc>
+          <w:tcPr>
+            <w:tcW w:type="dxa" w:w="5800"/>
+          </w:tcPr>
+          <w:p>
+            <w:r>
+              <w:t xml:space="preserve">not estimable</w:t>
+            </w:r>
+          </w:p>
+        </w:tc>
+      </w:tr>
+      <w:tr>
+        <w:tc>
+          <w:tcPr>
+            <w:tcW w:type="dxa" w:w="3200"/>
+            <w:shd w:fill="F2F2F2" w:val="clear"/>
+          </w:tcPr>
+          <w:p>
+            <w:r>
+              <w:rPr>
+                <w:b/>
+                <w:bCs/>
+              </w:rPr>
+              <w:t xml:space="preserve">Gap basis</w:t>
+            </w:r>
+          </w:p>
+        </w:tc>
+        <w:tc>
+          <w:tcPr>
+            <w:tcW w:type="dxa" w:w="5800"/>
+          </w:tcPr>
+          <w:p>
+            <w:r>
+              <w:t xml:space="preserve">quality/ROCE justifies a premium to the auto-sector average multiple; the defence and export commitments (dated, commercial-stage) are not yet fully reflected in a still sub-21x multiple</w:t>
+            </w:r>
+          </w:p>
+        </w:tc>
+      </w:tr>
+      <w:tr>
+        <w:tc>
+          <w:tcPr>
+            <w:tcW w:type="dxa" w:w="3200"/>
+            <w:shd w:fill="F2F2F2" w:val="clear"/>
+          </w:tcPr>
+          <w:p>
+            <w:r>
+              <w:rPr>
+                <w:b/>
+                <w:bCs/>
+              </w:rPr>
+              <w:t xml:space="preserve">Evidence quality</w:t>
+            </w:r>
+          </w:p>
+        </w:tc>
+        <w:tc>
+          <w:tcPr>
+            <w:tcW w:type="dxa" w:w="5800"/>
+          </w:tcPr>
+          <w:p>
+            <w:r>
+              <w:t xml:space="preserve">strong</w:t>
+            </w:r>
+          </w:p>
+        </w:tc>
+      </w:tr>
+    </w:tbl>
+    <w:p>
+      <w:pPr>
+        <w:spacing w:after="120"/>
+      </w:pPr>
+      <w:r>
+        <w:rPr>
+          <w:i/>
+          <w:iCs/>
+          <w:color w:val="666666"/>
+          <w:sz w:val="16"/>
+          <w:szCs w:val="16"/>
+        </w:rPr>
+        <w:t xml:space="preserve">no broker consensus; implied path is a reverse-P/E estimate + screener.in forward figures + VP thread view</w:t>
+      </w:r>
+    </w:p>
+    <w:p>
+      <w:pPr>
+        <w:spacing w:after="120" w:before="120"/>
+      </w:pPr>
+      <w:r>
+        <w:rPr>
+          <w:b/>
+          <w:bCs/>
+          <w:sz w:val="20"/>
+          <w:szCs w:val="20"/>
+        </w:rPr>
+        <w:t xml:space="preserve">Catalyst: </w:t>
+      </w:r>
+      <w:r>
+        <w:rPr>
+          <w:sz w:val="20"/>
+          <w:szCs w:val="20"/>
+        </w:rPr>
+        <w:t xml:space="preserve">Q3/Q4 FY27 print showing defence LSV deliveries + Urbania institutional orders translating into volume, and margin holding the ~18% Q2 FY27 exit run-rate</w:t>
+      </w:r>
+      <w:r>
+        <w:rPr>
+          <w:color w:val="666666"/>
+          <w:sz w:val="18"/>
+          <w:szCs w:val="18"/>
+        </w:rPr>
+        <w:t xml:space="preserve"> (window ~6M from 2026-09-19; undated; evidence med; pending)</w:t>
+      </w:r>
+    </w:p>
+    <w:p>
+      <w:pPr>
+        <w:pStyle w:val="Heading1"/>
+        <w:spacing w:after="120" w:before="280"/>
+      </w:pPr>
+      <w:r>
+        <w:t xml:space="preserve">Ishmohit-Lens Checks (value chain · earnings quality · growth trajectory · management · quality metrics · track record · global-signal check)</w:t>
+      </w:r>
+    </w:p>
+    <w:p>
+      <w:pPr>
+        <w:spacing w:after="120"/>
+      </w:pPr>
+      <w:r>
+        <w:rPr>
+          <w:i/>
+          <w:iCs/>
+          <w:color w:val="666666"/>
+          <w:sz w:val="18"/>
+          <w:szCs w:val="18"/>
+        </w:rPr>
+        <w:t xml:space="preserve">Extra checks drawn from @ishmohit1 / SOIC methodology (playbook/ishmohit-soic-style.md): where the company sits in its value chain and what the supply side is doing, whether a margin/PAT inflection is structural or a cyclical peak, the rate-of-change of growth vs. what the multiple demands, and management quality as a positive attribute.</w:t>
+      </w:r>
+    </w:p>
+    <w:p>
+      <w:pPr>
+        <w:spacing w:after="120"/>
+      </w:pPr>
+      <w:r>
+        <w:rPr>
+          <w:b/>
+          <w:bCs/>
+          <w:sz w:val="20"/>
+          <w:szCs w:val="20"/>
+        </w:rPr>
+        <w:t xml:space="preserve">Value chain &amp; supply side:</w:t>
+      </w:r>
+    </w:p>
+    <w:tbl>
+      <w:tblPr>
+        <w:tblW w:type="dxa" w:w="9000"/>
+        <w:tblBorders>
+          <w:top w:val="single" w:color="auto" w:sz="4"/>
+          <w:left w:val="single" w:color="auto" w:sz="4"/>
+          <w:bottom w:val="single" w:color="auto" w:sz="4"/>
+          <w:right w:val="single" w:color="auto" w:sz="4"/>
+          <w:insideH w:val="single" w:color="auto" w:sz="4"/>
+          <w:insideV w:val="single" w:color="auto" w:sz="4"/>
+        </w:tblBorders>
+      </w:tblPr>
+      <w:tblGrid>
+        <w:gridCol w:w="3200"/>
+        <w:gridCol w:w="5800"/>
+      </w:tblGrid>
+      <w:tr>
+        <w:tc>
+          <w:tcPr>
+            <w:tcW w:type="dxa" w:w="3200"/>
+            <w:shd w:fill="F2F2F2" w:val="clear"/>
+          </w:tcPr>
+          <w:p>
+            <w:r>
+              <w:rPr>
+                <w:b/>
+                <w:bCs/>
+              </w:rPr>
+              <w:t xml:space="preserve">Theme</w:t>
+            </w:r>
+          </w:p>
+        </w:tc>
+        <w:tc>
+          <w:tcPr>
+            <w:tcW w:type="dxa" w:w="5800"/>
+          </w:tcPr>
+          <w:p>
+            <w:r>
+              <w:t xml:space="preserve">Indian LCV/van + defence light-vehicles + captive engine manufacturing for premium OEMs</w:t>
+            </w:r>
+          </w:p>
+        </w:tc>
+      </w:tr>
+      <w:tr>
+        <w:tc>
+          <w:tcPr>
+            <w:tcW w:type="dxa" w:w="3200"/>
+            <w:shd w:fill="F2F2F2" w:val="clear"/>
+          </w:tcPr>
+          <w:p>
+            <w:r>
+              <w:rPr>
+                <w:b/>
+                <w:bCs/>
+              </w:rPr>
+              <w:t xml:space="preserve">This company's position</w:t>
+            </w:r>
+          </w:p>
+        </w:tc>
+        <w:tc>
+          <w:tcPr>
+            <w:tcW w:type="dxa" w:w="5800"/>
+          </w:tcPr>
+          <w:p>
+            <w:r>
+              <w:t xml:space="preserve">Niche leader in vans (Traveller/Urbania &gt;70% share) + defence LSV supplier + a major contract engine manufacturer for Mercedes-Benz and BMW in India</w:t>
+            </w:r>
+          </w:p>
+        </w:tc>
+      </w:tr>
+      <w:tr>
+        <w:tc>
+          <w:tcPr>
+            <w:tcW w:type="dxa" w:w="3200"/>
+            <w:shd w:fill="F2F2F2" w:val="clear"/>
+          </w:tcPr>
+          <w:p>
+            <w:r>
+              <w:rPr>
+                <w:b/>
+                <w:bCs/>
+              </w:rPr>
+              <w:t xml:space="preserve">Bottleneck node (pricing power)</w:t>
+            </w:r>
+          </w:p>
+        </w:tc>
+        <w:tc>
+          <w:tcPr>
+            <w:tcW w:type="dxa" w:w="5800"/>
+          </w:tcPr>
+          <w:p>
+            <w:r>
+              <w:t xml:space="preserve">engine-plant OEM qualification (Chakan for Mercedes-Benz, Chennai for BMW) -- a multi-year approval process</w:t>
+            </w:r>
+          </w:p>
+        </w:tc>
+      </w:tr>
+      <w:tr>
+        <w:tc>
+          <w:tcPr>
+            <w:tcW w:type="dxa" w:w="3200"/>
+            <w:shd w:fill="F2F2F2" w:val="clear"/>
+          </w:tcPr>
+          <w:p>
+            <w:r>
+              <w:rPr>
+                <w:b/>
+                <w:bCs/>
+              </w:rPr>
+              <w:t xml:space="preserve">Supply-side status</w:t>
+            </w:r>
+          </w:p>
+        </w:tc>
+        <w:tc>
+          <w:tcPr>
+            <w:tcW w:type="dxa" w:w="5800"/>
+          </w:tcPr>
+          <w:p>
+            <w:r>
+              <w:t xml:space="preserve">balanced</w:t>
+            </w:r>
+          </w:p>
+        </w:tc>
+      </w:tr>
+      <w:tr>
+        <w:tc>
+          <w:tcPr>
+            <w:tcW w:type="dxa" w:w="3200"/>
+            <w:shd w:fill="F2F2F2" w:val="clear"/>
+          </w:tcPr>
+          <w:p>
+            <w:r>
+              <w:rPr>
+                <w:b/>
+                <w:bCs/>
+              </w:rPr>
+              <w:t xml:space="preserve">Adjacent-node peers</w:t>
+            </w:r>
+          </w:p>
+        </w:tc>
+        <w:tc>
+          <w:tcPr>
+            <w:tcW w:type="dxa" w:w="5800"/>
+          </w:tcPr>
+          <w:p>
+            <w:r>
+              <w:t xml:space="preserve">Tata Motors (CV), Ashok Leyland, Mahindra &amp; Mahindra (LCV), SML Isuzu</w:t>
+            </w:r>
+          </w:p>
+        </w:tc>
+      </w:tr>
+    </w:tbl>
+    <w:p>
+      <w:pPr>
+        <w:spacing w:after="120"/>
+      </w:pPr>
+      <w:r>
+        <w:rPr>
+          <w:color w:val="666666"/>
+          <w:sz w:val="18"/>
+          <w:szCs w:val="18"/>
+        </w:rPr>
+        <w:t xml:space="preserve">The Mercedes/BMW engine-manufacturing relationship is a genuine multi-decade qualification moat rarely available to an Indian auto ancillary; van-segment leadership (&gt;70% share) is separately durable via brand/distribution.</w:t>
+      </w:r>
+    </w:p>
+    <w:p>
+      <w:pPr>
+        <w:spacing w:after="60" w:before="120"/>
+      </w:pPr>
+      <w:r>
+        <w:rPr>
+          <w:b/>
+          <w:bCs/>
+          <w:sz w:val="20"/>
+          <w:szCs w:val="20"/>
+        </w:rPr>
+        <w:t xml:space="preserve">Earnings quality: </w:t>
+      </w:r>
+      <w:r>
+        <w:rPr>
+          <w:sz w:val="20"/>
+          <w:szCs w:val="20"/>
+        </w:rPr>
+        <w:t xml:space="preserve">margin driver mixed</w:t>
+      </w:r>
+      <w:r>
+        <w:rPr>
+          <w:b/>
+          <w:bCs/>
+          <w:color w:val="A32020"/>
+          <w:sz w:val="20"/>
+          <w:szCs w:val="20"/>
+        </w:rPr>
+        <w:t xml:space="preserve"/>
+      </w:r>
+    </w:p>
+    <w:p>
+      <w:pPr>
+        <w:spacing w:after="120"/>
+      </w:pPr>
+      <w:r>
+        <w:rPr>
+          <w:color w:val="666666"/>
+          <w:sz w:val="18"/>
+          <w:szCs w:val="18"/>
+        </w:rPr>
+        <w:t xml:space="preserve">Drivers: Urbania/premium-mix shift; operating leverage from capacity utilisation; engine JV/associate income swings; employee &amp; other cost inflation (Q1 FY27 headwind).</w:t>
+      </w:r>
+    </w:p>
+    <w:p>
+      <w:pPr>
+        <w:spacing w:after="120"/>
+      </w:pPr>
+      <w:r>
+        <w:rPr>
+          <w:color w:val="666666"/>
+          <w:sz w:val="18"/>
+          <w:szCs w:val="18"/>
+        </w:rPr>
+        <w:t xml:space="preserve">13-18% EBITDA margin band across FY26-FY27 quarters looks like a new, higher structural plateau built on scale + mix, not a cyclical spike -- the Q1 FY27 dip to 13.44% had already reversed to ~18% by Q2 FY27.</w:t>
+      </w:r>
+    </w:p>
+    <w:p>
+      <w:pPr>
+        <w:spacing w:after="60" w:before="120"/>
+      </w:pPr>
+      <w:r>
+        <w:rPr>
+          <w:b/>
+          <w:bCs/>
+          <w:sz w:val="20"/>
+          <w:szCs w:val="20"/>
+        </w:rPr>
+        <w:t xml:space="preserve">Growth trajectory: </w:t>
+      </w:r>
+      <w:r>
+        <w:rPr>
+          <w:b/>
+          <w:bCs/>
+          <w:color w:val="A32020"/>
+          <w:sz w:val="20"/>
+          <w:szCs w:val="20"/>
+        </w:rPr>
+        <w:t xml:space="preserve">YoY growth rate is decelerating</w:t>
+      </w:r>
+    </w:p>
+    <w:p>
+      <w:pPr>
+        <w:spacing w:after="120"/>
+      </w:pPr>
+      <w:r>
+        <w:rPr>
+          <w:color w:val="666666"/>
+          <w:sz w:val="18"/>
+          <w:szCs w:val="18"/>
+        </w:rPr>
+        <w:t xml:space="preserve">FY24 revenue +39% YoY, FY25 +15.4%, FY26 +12.2%, Q1 FY27 +6.2% -- deceleration off a high base as the Urbania-replacement/post-COVID recovery cycle normalises; PAT growth also decelerating (FY25 ~+106%, FY26 +51%, Q1 FY27 +14.5-23%) though still robust in absolute terms.</w:t>
+      </w:r>
+    </w:p>
+    <w:p>
+      <w:pPr>
+        <w:spacing w:after="120"/>
+      </w:pPr>
+      <w:r>
+        <w:rPr>
+          <w:color w:val="666666"/>
+          <w:sz w:val="18"/>
+          <w:szCs w:val="18"/>
+        </w:rPr>
+        <w:t xml:space="preserve">Reverse P/E: ~21x trailing PE needs continued mid-teens EPS growth to hold; the deceleration trend argues against further multiple expansion, but the current price does not appear to assume a re-acceleration either.</w:t>
+      </w:r>
+    </w:p>
+    <w:p>
+      <w:pPr>
+        <w:spacing w:after="120"/>
+      </w:pPr>
+      <w:r>
+        <w:rPr>
+          <w:b/>
+          <w:bCs/>
+          <w:sz w:val="20"/>
+          <w:szCs w:val="20"/>
+        </w:rPr>
+        <w:t xml:space="preserve">Management quality (TVGP's "P"):</w:t>
+      </w:r>
+    </w:p>
+    <w:tbl>
+      <w:tblPr>
+        <w:tblW w:type="dxa" w:w="9000"/>
+        <w:tblBorders>
+          <w:top w:val="single" w:color="auto" w:sz="4"/>
+          <w:left w:val="single" w:color="auto" w:sz="4"/>
+          <w:bottom w:val="single" w:color="auto" w:sz="4"/>
+          <w:right w:val="single" w:color="auto" w:sz="4"/>
+          <w:insideH w:val="single" w:color="auto" w:sz="4"/>
+          <w:insideV w:val="single" w:color="auto" w:sz="4"/>
+        </w:tblBorders>
+      </w:tblPr>
+      <w:tblGrid>
+        <w:gridCol w:w="3200"/>
+        <w:gridCol w:w="5800"/>
+      </w:tblGrid>
+      <w:tr>
+        <w:tc>
+          <w:tcPr>
+            <w:tcW w:type="dxa" w:w="3200"/>
+            <w:shd w:fill="F2F2F2" w:val="clear"/>
+          </w:tcPr>
+          <w:p>
+            <w:r>
+              <w:rPr>
+                <w:b/>
+                <w:bCs/>
+              </w:rPr>
+              <w:t xml:space="preserve">Assessment</w:t>
+            </w:r>
+          </w:p>
+        </w:tc>
+        <w:tc>
+          <w:tcPr>
+            <w:tcW w:type="dxa" w:w="5800"/>
+          </w:tcPr>
+          <w:p>
+            <w:r>
+              <w:t xml:space="preserve">positive</w:t>
+            </w:r>
+          </w:p>
+        </w:tc>
+      </w:tr>
+      <w:tr>
+        <w:tc>
+          <w:tcPr>
+            <w:tcW w:type="dxa" w:w="3200"/>
+            <w:shd w:fill="F2F2F2" w:val="clear"/>
+          </w:tcPr>
+          <w:p>
+            <w:r>
+              <w:rPr>
+                <w:b/>
+                <w:bCs/>
+              </w:rPr>
+              <w:t xml:space="preserve">Capital allocation</w:t>
+            </w:r>
+          </w:p>
+        </w:tc>
+        <w:tc>
+          <w:tcPr>
+            <w:tcW w:type="dxa" w:w="5800"/>
+          </w:tcPr>
+          <w:p>
+            <w:r>
+              <w:t xml:space="preserve">Reinvested organically in capacity (Phase-1 line, expandable 1,000-&gt;2,000 vehicles/month) at rising incremental ROCE (-3%-&gt;36% FY22-26); no unrelated diversification found this pass (disciplined)</w:t>
+            </w:r>
+          </w:p>
+        </w:tc>
+      </w:tr>
+      <w:tr>
+        <w:tc>
+          <w:tcPr>
+            <w:tcW w:type="dxa" w:w="3200"/>
+            <w:shd w:fill="F2F2F2" w:val="clear"/>
+          </w:tcPr>
+          <w:p>
+            <w:r>
+              <w:rPr>
+                <w:b/>
+                <w:bCs/>
+              </w:rPr>
+              <w:t xml:space="preserve">Related-party trend</w:t>
+            </w:r>
+          </w:p>
+        </w:tc>
+        <w:tc>
+          <w:tcPr>
+            <w:tcW w:type="dxa" w:w="5800"/>
+          </w:tcPr>
+          <w:p>
+            <w:r>
+              <w:t xml:space="preserve">flat</w:t>
+            </w:r>
+          </w:p>
+        </w:tc>
+      </w:tr>
+      <w:tr>
+        <w:tc>
+          <w:tcPr>
+            <w:tcW w:type="dxa" w:w="3200"/>
+            <w:shd w:fill="F2F2F2" w:val="clear"/>
+          </w:tcPr>
+          <w:p>
+            <w:r>
+              <w:rPr>
+                <w:b/>
+                <w:bCs/>
+              </w:rPr>
+              <w:t xml:space="preserve">Guidance credibility</w:t>
+            </w:r>
+          </w:p>
+        </w:tc>
+        <w:tc>
+          <w:tcPr>
+            <w:tcW w:type="dxa" w:w="5800"/>
+          </w:tcPr>
+          <w:p>
+            <w:r>
+              <w:t xml:space="preserve">no-track-record</w:t>
+            </w:r>
+          </w:p>
+        </w:tc>
+      </w:tr>
+      <w:tr>
+        <w:tc>
+          <w:tcPr>
+            <w:tcW w:type="dxa" w:w="3200"/>
+            <w:shd w:fill="F2F2F2" w:val="clear"/>
+          </w:tcPr>
+          <w:p>
+            <w:r>
+              <w:rPr>
+                <w:b/>
+                <w:bCs/>
+              </w:rPr>
+              <w:t xml:space="preserve">Shareholder returns</w:t>
+            </w:r>
+          </w:p>
+        </w:tc>
+        <w:tc>
+          <w:tcPr>
+            <w:tcW w:type="dxa" w:w="5800"/>
+          </w:tcPr>
+          <w:p>
+            <w:r>
+              <w:t xml:space="preserve">unclear</w:t>
+            </w:r>
+          </w:p>
+        </w:tc>
+      </w:tr>
+      <w:tr>
+        <w:tc>
+          <w:tcPr>
+            <w:tcW w:type="dxa" w:w="3200"/>
+            <w:shd w:fill="F2F2F2" w:val="clear"/>
+          </w:tcPr>
+          <w:p>
+            <w:r>
+              <w:rPr>
+                <w:b/>
+                <w:bCs/>
+              </w:rPr>
+              <w:t xml:space="preserve">Capability ladder / VAP</w:t>
+            </w:r>
+          </w:p>
+        </w:tc>
+        <w:tc>
+          <w:tcPr>
+            <w:tcW w:type="dxa" w:w="5800"/>
+          </w:tcPr>
+          <w:p>
+            <w:r>
+              <w:t xml:space="preserve">Explicit shift from base LCV (Traveller) to premium monocoque Urbania, defence LSVs, and BMW/Mercedes premium-engine manufacturing -- a real move up the value curve</w:t>
+            </w:r>
+          </w:p>
+        </w:tc>
+      </w:tr>
+    </w:tbl>
+    <w:p>
+      <w:pPr>
+        <w:spacing w:after="120"/>
+      </w:pPr>
+      <w:r>
+        <w:rPr>
+          <w:b/>
+          <w:bCs/>
+          <w:sz w:val="20"/>
+          <w:szCs w:val="20"/>
+        </w:rPr>
+        <w:t xml:space="preserve">Quality metrics (ROCE · debt · FCF · margin · capex):</w:t>
+      </w:r>
+    </w:p>
+    <w:tbl>
+      <w:tblPr>
+        <w:tblW w:type="dxa" w:w="9000"/>
+        <w:tblBorders>
+          <w:top w:val="single" w:color="auto" w:sz="4"/>
+          <w:left w:val="single" w:color="auto" w:sz="4"/>
+          <w:bottom w:val="single" w:color="auto" w:sz="4"/>
+          <w:right w:val="single" w:color="auto" w:sz="4"/>
+          <w:insideH w:val="single" w:color="auto" w:sz="4"/>
+          <w:insideV w:val="single" w:color="auto" w:sz="4"/>
+        </w:tblBorders>
+      </w:tblPr>
+      <w:tblGrid>
+        <w:gridCol w:w="3200"/>
+        <w:gridCol w:w="5800"/>
+      </w:tblGrid>
+      <w:tr>
+        <w:tc>
+          <w:tcPr>
+            <w:tcW w:type="dxa" w:w="3200"/>
+            <w:shd w:fill="F2F2F2" w:val="clear"/>
+          </w:tcPr>
+          <w:p>
+            <w:r>
+              <w:rPr>
+                <w:b/>
+                <w:bCs/>
+              </w:rPr>
+              <w:t xml:space="preserve">Assessment</w:t>
+            </w:r>
+          </w:p>
+        </w:tc>
+        <w:tc>
+          <w:tcPr>
+            <w:tcW w:type="dxa" w:w="5800"/>
+          </w:tcPr>
+          <w:p>
+            <w:r>
+              <w:t xml:space="preserve">positive</w:t>
+            </w:r>
+          </w:p>
+        </w:tc>
+      </w:tr>
+      <w:tr>
+        <w:tc>
+          <w:tcPr>
+            <w:tcW w:type="dxa" w:w="3200"/>
+            <w:shd w:fill="F2F2F2" w:val="clear"/>
+          </w:tcPr>
+          <w:p>
+            <w:r>
+              <w:rPr>
+                <w:b/>
+                <w:bCs/>
+              </w:rPr>
+              <w:t xml:space="preserve">ROCE</w:t>
+            </w:r>
+          </w:p>
+        </w:tc>
+        <w:tc>
+          <w:tcPr>
+            <w:tcW w:type="dxa" w:w="5800"/>
+          </w:tcPr>
+          <w:p>
+            <w:r>
+              <w:t xml:space="preserve">36.1% (improving)</w:t>
+            </w:r>
+          </w:p>
+        </w:tc>
+      </w:tr>
+      <w:tr>
+        <w:tc>
+          <w:tcPr>
+            <w:tcW w:type="dxa" w:w="3200"/>
+            <w:shd w:fill="F2F2F2" w:val="clear"/>
+          </w:tcPr>
+          <w:p>
+            <w:r>
+              <w:rPr>
+                <w:b/>
+                <w:bCs/>
+              </w:rPr>
+              <w:t xml:space="preserve">Leverage</w:t>
+            </w:r>
+          </w:p>
+        </w:tc>
+        <w:tc>
+          <w:tcPr>
+            <w:tcW w:type="dxa" w:w="5800"/>
+          </w:tcPr>
+          <w:p>
+            <w:r>
+              <w:t xml:space="preserve">Net debt/EBITDA 0x</w:t>
+            </w:r>
+          </w:p>
+        </w:tc>
+      </w:tr>
+      <w:tr>
+        <w:tc>
+          <w:tcPr>
+            <w:tcW w:type="dxa" w:w="3200"/>
+            <w:shd w:fill="F2F2F2" w:val="clear"/>
+          </w:tcPr>
+          <w:p>
+            <w:r>
+              <w:rPr>
+                <w:b/>
+                <w:bCs/>
+              </w:rPr>
+              <w:t xml:space="preserve">FCF conversion</w:t>
+            </w:r>
+          </w:p>
+        </w:tc>
+        <w:tc>
+          <w:tcPr>
+            <w:tcW w:type="dxa" w:w="5800"/>
+          </w:tcPr>
+          <w:p>
+            <w:r>
+              <w:t xml:space="preserve">—</w:t>
+            </w:r>
+          </w:p>
+        </w:tc>
+      </w:tr>
+      <w:tr>
+        <w:tc>
+          <w:tcPr>
+            <w:tcW w:type="dxa" w:w="3200"/>
+            <w:shd w:fill="F2F2F2" w:val="clear"/>
+          </w:tcPr>
+          <w:p>
+            <w:r>
+              <w:rPr>
+                <w:b/>
+                <w:bCs/>
+              </w:rPr>
+              <w:t xml:space="preserve">Margin trend</w:t>
+            </w:r>
+          </w:p>
+        </w:tc>
+        <w:tc>
+          <w:tcPr>
+            <w:tcW w:type="dxa" w:w="5800"/>
+          </w:tcPr>
+          <w:p>
+            <w:r>
+              <w:t xml:space="preserve">stable</w:t>
+            </w:r>
+          </w:p>
+        </w:tc>
+      </w:tr>
+      <w:tr>
+        <w:tc>
+          <w:tcPr>
+            <w:tcW w:type="dxa" w:w="3200"/>
+            <w:shd w:fill="F2F2F2" w:val="clear"/>
+          </w:tcPr>
+          <w:p>
+            <w:r>
+              <w:rPr>
+                <w:b/>
+                <w:bCs/>
+              </w:rPr>
+              <w:t xml:space="preserve">Capex efficiency</w:t>
+            </w:r>
+          </w:p>
+        </w:tc>
+        <w:tc>
+          <w:tcPr>
+            <w:tcW w:type="dxa" w:w="5800"/>
+          </w:tcPr>
+          <w:p>
+            <w:r>
+              <w:t xml:space="preserve">productive</w:t>
+            </w:r>
+          </w:p>
+        </w:tc>
+      </w:tr>
+    </w:tbl>
+    <w:p>
+      <w:pPr>
+        <w:spacing w:after="60" w:before="120"/>
+      </w:pPr>
+      <w:r>
+        <w:rPr>
+          <w:b/>
+          <w:bCs/>
+          <w:sz w:val="20"/>
+          <w:szCs w:val="20"/>
+        </w:rPr>
+        <w:t xml:space="preserve">Track record (Coffee Can persistence check): </w:t>
+      </w:r>
+      <w:r>
+        <w:rPr>
+          <w:sz w:val="20"/>
+          <w:szCs w:val="20"/>
+        </w:rPr>
+        <w:t xml:space="preserve">cleared revenue growth ≥10% AND ROCE ≥15% in 3 of the last 4 years (consistency_score 75)</w:t>
+      </w:r>
+    </w:p>
+    <w:p>
+      <w:pPr>
+        <w:spacing w:after="120"/>
+      </w:pPr>
+      <w:r>
+        <w:rPr>
+          <w:color w:val="666666"/>
+          <w:sz w:val="18"/>
+          <w:szCs w:val="18"/>
+        </w:rPr>
+        <w:t xml:space="preserve">FY23 rev +55%/ROCE 5% fails (post-COVID low-base recovery year, ROCE&lt;15%); FY24 rev +39%/ROCE 24%, FY25 rev +15.4%/ROCE 30%, FY26 rev +12.2%/ROCE 36% all clear the &gt;=10% growth + &gt;=15% ROCE bar -- 3 of 4 checkable years pass.</w:t>
+      </w:r>
+    </w:p>
+    <w:p>
+      <w:pPr>
+        <w:pStyle w:val="Heading1"/>
+        <w:spacing w:after="120" w:before="280"/>
+      </w:pPr>
+      <w:r>
+        <w:t xml:space="preserve">Technical Read (Weekly / Monthly MACD + Bollinger Bands, or RSI/CCI/Williams %R proxy)</w:t>
+      </w:r>
+    </w:p>
+    <w:p>
+      <w:pPr>
+        <w:spacing w:after="120"/>
+      </w:pPr>
+      <w:r>
+        <w:t xml:space="preserve">Not independently pulled this pass. 52-week range is very wide (Rs 10,158-26,450), consistent with a stock that has been an extreme multi-year compounder (community members cite 15-16x returns over 2-3 years) now showing signs of deceleration.</w:t>
+      </w:r>
+    </w:p>
+    <w:p>
+      <w:pPr>
+        <w:pStyle w:val="Heading1"/>
+        <w:spacing w:after="120" w:before="280"/>
+      </w:pPr>
+      <w:r>
+        <w:t xml:space="preserve">ValuePickr Community Signal</w:t>
+      </w:r>
+    </w:p>
+    <w:p>
+      <w:pPr>
+        <w:spacing w:after="120"/>
+      </w:pPr>
+      <w:r>
+        <w:t xml:space="preserve">Long-running thread (2023-2026) with a consistent undercurrent of frustration at zero quarterly concalls and management's reluctance to communicate strategy, alongside genuine admiration for execution (Urbania replacement cycle, ambulance orders, defence Gurkha orders). By late 2025/2026 several posters were flagging that volume growth was 'fizzing out' off a high base, and one (Lazyinvestor2) explicitly asked why 44% YoY volume growth wasn't translating to matching revenue growth — unresolved in the thread as of the last read.</w:t>
+      </w:r>
+    </w:p>
+    <w:p>
+      <w:pPr>
+        <w:spacing w:after="120"/>
+      </w:pPr>
+      <w:r>
+        <w:rPr>
+          <w:b/>
+          <w:bCs/>
+          <w:sz w:val="20"/>
+          <w:szCs w:val="20"/>
+        </w:rPr>
+        <w:t xml:space="preserve">High-conviction call from a top contributor: </w:t>
+      </w:r>
+      <w:r>
+        <w:rPr>
+          <w:sz w:val="20"/>
+          <w:szCs w:val="20"/>
+        </w:rPr>
+        <w:t xml:space="preserve">Vivek_6954 (trusted, in his own portfolio thread, not this one): "Force motor gave excellent returns in last few months to become my top holding as I average on upside" — explicit, sustained primacy language.</w:t>
+      </w:r>
+    </w:p>
+    <w:p>
+      <w:pPr>
+        <w:pStyle w:val="Heading1"/>
+        <w:spacing w:after="120" w:before="280"/>
+      </w:pPr>
+      <w:r>
+        <w:t xml:space="preserve">Trusted-User Signals (Ongoing)</w:t>
+      </w:r>
+    </w:p>
+    <w:p>
+      <w:pPr>
+        <w:spacing w:after="120"/>
+      </w:pPr>
+      <w:r>
+        <w:rPr>
+          <w:i/>
+          <w:iCs/>
+          <w:color w:val="666666"/>
+          <w:sz w:val="18"/>
+          <w:szCs w:val="18"/>
+        </w:rPr>
+        <w:t xml:space="preserve">Every time a trusted user expresses clear conviction on this stock, most recent first — this section accumulates over time, it isn't a one-time snapshot.</w:t>
+      </w:r>
+    </w:p>
+    <w:p>
+      <w:pPr>
+        <w:spacing w:after="100"/>
+      </w:pPr>
+      <w:r>
+        <w:rPr>
+          <w:b/>
+          <w:bCs/>
+          <w:sz w:val="20"/>
+          <w:szCs w:val="20"/>
+        </w:rPr>
+        <w:t xml:space="preserve">2026-08 — Vivek_6954</w:t>
+      </w:r>
+      <w:r>
+        <w:rPr>
+          <w:i/>
+          <w:iCs/>
+          <w:color w:val="666666"/>
+          <w:sz w:val="18"/>
+          <w:szCs w:val="18"/>
+        </w:rPr>
         <w:t xml:space="preserve"> (Vivek Gautam Portfolio)</w:t>
       </w:r>
       <w:r>
@@ -400,46 +2634,59 @@
         <w:spacing w:after="60"/>
       </w:pPr>
       <w:r>
-        <w:t xml:space="preserve">Debt-free, 30% ROCE, 24% ROE — genuinely excellent capital efficiency for an auto OEM</w:t>
-      </w:r>
-    </w:p>
-    <w:p>
-      <w:pPr>
-        <w:pStyle w:val="ListParagraph"/>
-        <w:numPr>
-          <w:ilvl w:val="0"/>
-          <w:numId w:val="1"/>
-        </w:numPr>
-        <w:spacing w:after="60"/>
-      </w:pPr>
-      <w:r>
-        <w:t xml:space="preserve">65.5% 5-year profit CAGR reflects real execution (Urbania replacement cycle, BMW/Mercedes engine partnership, defence and ambulance order wins)</w:t>
-      </w:r>
-    </w:p>
-    <w:p>
-      <w:pPr>
-        <w:pStyle w:val="ListParagraph"/>
-        <w:numPr>
-          <w:ilvl w:val="0"/>
-          <w:numId w:val="1"/>
-        </w:numPr>
-        <w:spacing w:after="60"/>
-      </w:pPr>
-      <w:r>
-        <w:t xml:space="preserve">Vivek_6954, a trusted community voice, has made it his top personal holding as of 2026-08</w:t>
-      </w:r>
-    </w:p>
-    <w:p>
-      <w:pPr>
-        <w:pStyle w:val="ListParagraph"/>
-        <w:numPr>
-          <w:ilvl w:val="0"/>
-          <w:numId w:val="1"/>
-        </w:numPr>
-        <w:spacing w:after="60"/>
-      </w:pPr>
-      <w:r>
-        <w:t xml:space="preserve">Multiple EV platform variants in development across the van/bus range for future optionality</w:t>
+        <w:t xml:space="preserve">Debt-free, 36% ROCE (up from -3% in FY22), record FY26 PAT of Rs1,212cr (+51% YoY) — a genuinely structural 5-year improvement, not a cyclical spike</w:t>
+      </w:r>
+    </w:p>
+    <w:p>
+      <w:pPr>
+        <w:pStyle w:val="ListParagraph"/>
+        <w:numPr>
+          <w:ilvl w:val="0"/>
+          <w:numId w:val="1"/>
+        </w:numPr>
+        <w:spacing w:after="60"/>
+      </w:pPr>
+      <w:r>
+        <w:t xml:space="preserve">Two real moats: multi-decade captive engine-manufacturing relationships with BMW and Mercedes-Benz (200,000th Mercedes engine milestone, Chakan+Chennai plants) plus &gt;70% market share in the Traveller/Urbania van segment</w:t>
+      </w:r>
+    </w:p>
+    <w:p>
+      <w:pPr>
+        <w:pStyle w:val="ListParagraph"/>
+        <w:numPr>
+          <w:ilvl w:val="0"/>
+          <w:numId w:val="1"/>
+        </w:numPr>
+        <w:spacing w:after="60"/>
+      </w:pPr>
+      <w:r>
+        <w:t xml:space="preserve">Dated, commercial-stage forward commitments now on record: a 2,978-unit Gurkha light-strike-vehicle order for the Indian Army/Air Force, a 100-unit Urbania order from Mumbai Police triggering other government fleet interest, and a guided 20-30% export-share target</w:t>
+      </w:r>
+    </w:p>
+    <w:p>
+      <w:pPr>
+        <w:pStyle w:val="ListParagraph"/>
+        <w:numPr>
+          <w:ilvl w:val="0"/>
+          <w:numId w:val="1"/>
+        </w:numPr>
+        <w:spacing w:after="60"/>
+      </w:pPr>
+      <w:r>
+        <w:t xml:space="preserve">Rs2,000-3,000cr capex plan (EV/hybrid electrification of Traveller/Urbania, exports, capacity expansion) is already board-committed, not just aspirational</w:t>
+      </w:r>
+    </w:p>
+    <w:p>
+      <w:pPr>
+        <w:pStyle w:val="ListParagraph"/>
+        <w:numPr>
+          <w:ilvl w:val="0"/>
+          <w:numId w:val="1"/>
+        </w:numPr>
+        <w:spacing w:after="60"/>
+      </w:pPr>
+      <w:r>
+        <w:t xml:space="preserve">Valuation is reasonable, not stretched, at ~21x trailing PE for a 36%-ROCE, debt-free compounder; Vivek_6954 (trusted community voice) independently made it his top personal holding as of 2026-08</w:t>
       </w:r>
     </w:p>
     <w:p>
@@ -461,46 +2708,59 @@
         <w:spacing w:after="60"/>
       </w:pPr>
       <w:r>
-        <w:t xml:space="preserve">At ~Rs 23,414 Cr market cap, a genuine 10x-in-2-3-years move is not mathematically plausible for an auto OEM of this size — this is a size ceiling, not a quality judgment</w:t>
-      </w:r>
-    </w:p>
-    <w:p>
-      <w:pPr>
-        <w:pStyle w:val="ListParagraph"/>
-        <w:numPr>
-          <w:ilvl w:val="0"/>
-          <w:numId w:val="1"/>
-        </w:numPr>
-        <w:spacing w:after="60"/>
-      </w:pPr>
-      <w:r>
-        <w:t xml:space="preserve">Recent volume growth (44% YoY) not translating into matching revenue growth is an unresolved, unexplained divergence as of the last community update</w:t>
-      </w:r>
-    </w:p>
-    <w:p>
-      <w:pPr>
-        <w:pStyle w:val="ListParagraph"/>
-        <w:numPr>
-          <w:ilvl w:val="0"/>
-          <w:numId w:val="1"/>
-        </w:numPr>
-        <w:spacing w:after="60"/>
-      </w:pPr>
-      <w:r>
-        <w:t xml:space="preserve">Zero quarterly concalls and limited management communication is a recurring, multi-year governance/transparency complaint from the community</w:t>
-      </w:r>
-    </w:p>
-    <w:p>
-      <w:pPr>
-        <w:pStyle w:val="ListParagraph"/>
-        <w:numPr>
-          <w:ilvl w:val="0"/>
-          <w:numId w:val="1"/>
-        </w:numPr>
-        <w:spacing w:after="60"/>
-      </w:pPr>
-      <w:r>
-        <w:t xml:space="preserve">Auto is a cyclical, capital-intensive business; a high base after a multi-year run raises the bar for continued outperformance</w:t>
+        <w:t xml:space="preserve">Size math alone rules out a literal 10x-in-2-3-years or 100x-in-10-years outcome at ~Rs23,000cr market cap regardless of business quality — this, not weak fundamentals, is the entire basis for keeping thesis_fit 'neither'</w:t>
+      </w:r>
+    </w:p>
+    <w:p>
+      <w:pPr>
+        <w:pStyle w:val="ListParagraph"/>
+        <w:numPr>
+          <w:ilvl w:val="0"/>
+          <w:numId w:val="1"/>
+        </w:numPr>
+        <w:spacing w:after="60"/>
+      </w:pPr>
+      <w:r>
+        <w:t xml:space="preserve">Growth is decelerating off a high base: revenue +39% (FY24) -&gt; +15.4% (FY25) -&gt; +12.2% (FY26) -&gt; +6.2% (Q1 FY27); Q1 FY27 EBITDA margin also dipped to 13.44% (from 14.4%) on rising employee/other costs, though it had recovered to ~18% by Q2 FY27</w:t>
+      </w:r>
+    </w:p>
+    <w:p>
+      <w:pPr>
+        <w:pStyle w:val="ListParagraph"/>
+        <w:numPr>
+          <w:ilvl w:val="0"/>
+          <w:numId w:val="1"/>
+        </w:numPr>
+        <w:spacing w:after="60"/>
+      </w:pPr>
+      <w:r>
+        <w:t xml:space="preserve">Zero quarterly concalls and minimal management communication remains an unresolved, multi-year governance/transparency complaint — there is no real track record on which to grade guidance credibility</w:t>
+      </w:r>
+    </w:p>
+    <w:p>
+      <w:pPr>
+        <w:pStyle w:val="ListParagraph"/>
+        <w:numPr>
+          <w:ilvl w:val="0"/>
+          <w:numId w:val="1"/>
+        </w:numPr>
+        <w:spacing w:after="60"/>
+      </w:pPr>
+      <w:r>
+        <w:t xml:space="preserve">Promoter-linked related-party stake in a separate automobile business (Jaya Hind Pvt Ltd) is a flagged-but-unescalated governance watch item</w:t>
+      </w:r>
+    </w:p>
+    <w:p>
+      <w:pPr>
+        <w:pStyle w:val="ListParagraph"/>
+        <w:numPr>
+          <w:ilvl w:val="0"/>
+          <w:numId w:val="1"/>
+        </w:numPr>
+        <w:spacing w:after="60"/>
+      </w:pPr>
+      <w:r>
+        <w:t xml:space="preserve">The current 36% ROCE plateau is only ~3 years old (FY23 was still just 5% ROCE despite 55% revenue growth, a post-COVID low-base recovery year) — not yet a full-cycle-tested track record</w:t>
       </w:r>
     </w:p>
     <w:p>
@@ -521,7 +2781,7 @@
           <w:b/>
           <w:bCs/>
         </w:rPr>
-        <w:t xml:space="preserve">Mid-large cap (~Rs 23,414 Cr)</w:t>
+        <w:t xml:space="preserve">Mid-large cap (~Rs 23,043 Cr)</w:t>
       </w:r>
     </w:p>
     <w:p>
@@ -544,7 +2804,35 @@
           <w:sz w:val="24"/>
           <w:szCs w:val="24"/>
         </w:rPr>
-        <w:t xml:space="preserve">neither — fundamentals and trusted conviction are both genuinely strong, but the company is already too large for a 10x-in-2-3-years or 100x-in-10-years move to be mathematically plausible</w:t>
+        <w:t xml:space="preserve">neither</w:t>
+      </w:r>
+    </w:p>
+    <w:p>
+      <w:pPr>
+        <w:spacing w:after="120"/>
+      </w:pPr>
+      <w:r>
+        <w:rPr>
+          <w:color w:val="666666"/>
+          <w:sz w:val="20"/>
+          <w:szCs w:val="20"/>
+        </w:rPr>
+        <w:t xml:space="preserve">4-box gate — tailwind: yes · TAM: no · moat: yes · valuation: yes  (score 3 / 4)</w:t>
+      </w:r>
+    </w:p>
+    <w:p>
+      <w:pPr>
+        <w:spacing w:after="120"/>
+      </w:pPr>
+      <w:r>
+        <w:rPr>
+          <w:i/>
+          <w:iCs/>
+          <w:color w:val="666666"/>
+          <w:sz w:val="20"/>
+          <w:szCs w:val="20"/>
+        </w:rPr>
+        <w:t xml:space="preserve">Business quality is now strongly evidenced (36% ROCE, debt-free, dated defence/institutional order wins, a genuine BMW/Mercedes engine-manufacturing moat, ~21x PE) -- tailwind/moat/valuation all clear yes. tam stays no on hard size math: ~Rs23,000cr mcap would need to reach ~Rs2.3 lakh cr for a literal 10x-in-2-3yrs, or ~Rs23 lakh cr for 100x-in-10yrs -- both implausible regardless of quality. analyst_override applied: thesis_fit kept 'neither' on size/return-magnitude grounds (Nesco logic) despite score=3.0.</w:t>
       </w:r>
     </w:p>
     <w:p>
@@ -567,72 +2855,98 @@
           <w:sz w:val="24"/>
           <w:szCs w:val="24"/>
         </w:rPr>
-        <w:t xml:space="preserve">A very-high trusted top-holding call on a genuinely excellent business — but size math rules out this project's extreme-return thesis regardless</w:t>
-      </w:r>
-    </w:p>
-    <w:p>
-      <w:pPr>
-        <w:pStyle w:val="ListParagraph"/>
-        <w:numPr>
-          <w:ilvl w:val="0"/>
-          <w:numId w:val="1"/>
-        </w:numPr>
-        <w:spacing w:after="60"/>
-      </w:pPr>
-      <w:r>
-        <w:t xml:space="preserve">Vivek_6954's explicit 'top holding' language is a very-high trusted signal, which sets a Medium-High conviction floor here given no red flag was found</w:t>
-      </w:r>
-    </w:p>
-    <w:p>
-      <w:pPr>
-        <w:pStyle w:val="ListParagraph"/>
-        <w:numPr>
-          <w:ilvl w:val="0"/>
-          <w:numId w:val="1"/>
-        </w:numPr>
-        <w:spacing w:after="60"/>
-      </w:pPr>
-      <w:r>
-        <w:t xml:space="preserve">Fundamentals (debt-free, 30% ROCE, 65.5% 5yr profit CAGR) independently support that floor on business quality</w:t>
-      </w:r>
-    </w:p>
-    <w:p>
-      <w:pPr>
-        <w:pStyle w:val="ListParagraph"/>
-        <w:numPr>
-          <w:ilvl w:val="0"/>
-          <w:numId w:val="1"/>
-        </w:numPr>
-        <w:spacing w:after="60"/>
-      </w:pPr>
-      <w:r>
-        <w:t xml:space="preserve">However thesis_fit is 'neither' purely on size grounds — a ~Rs 23,414 Cr auto OEM cannot plausibly 10x in 2-3 years — so this does not qualify for 30-day revisit despite the strong trusted signal and quality floor, per this project's own size-math rule</w:t>
-      </w:r>
-    </w:p>
-    <w:p>
-      <w:pPr>
-        <w:pStyle w:val="ListParagraph"/>
-        <w:numPr>
-          <w:ilvl w:val="0"/>
-          <w:numId w:val="1"/>
-        </w:numPr>
-        <w:spacing w:after="60"/>
-      </w:pPr>
-      <w:r>
-        <w:t xml:space="preserve">The unexplained volume-vs-revenue growth divergence is worth someone tracking directly on screener/company filings even though this project won't revisit it on a timer</w:t>
-      </w:r>
-    </w:p>
-    <w:p>
-      <w:pPr>
-        <w:pStyle w:val="ListParagraph"/>
-        <w:numPr>
-          <w:ilvl w:val="0"/>
-          <w:numId w:val="1"/>
-        </w:numPr>
-        <w:spacing w:after="60"/>
-      </w:pPr>
-      <w:r>
-        <w:t xml:space="preserve">Re-verification pass (2026-08-22): source (Vivek_6954) is elevated-tier, not top-tier — no automatic floor. Conviction of Medium-High is independently earned: genuinely excellent trailing returns and an explicit trusted top-holding call, tempered by persistent zero-concall communication frustration and signs of volume growth 'fizzing' out. thesis_fit stays 'neither' — the company has grown too large for the 10x/100x math regardless of quality.</w:t>
+        <w:t xml:space="preserve">A genuinely excellent, moat-backed compounder at a reasonable multiple — thesis_fit stays 'neither' on size math alone, not on business quality</w:t>
+      </w:r>
+    </w:p>
+    <w:p>
+      <w:pPr>
+        <w:pStyle w:val="ListParagraph"/>
+        <w:numPr>
+          <w:ilvl w:val="0"/>
+          <w:numId w:val="1"/>
+        </w:numPr>
+        <w:spacing w:after="60"/>
+      </w:pPr>
+      <w:r>
+        <w:t xml:space="preserve">Deep-dive pass 1 resolves the four_box=1.5 disconnect: the prior score was built on an unresolved community complaint (Feb-May 2026 thread posts about '44% volume growth not translating to revenue') that fresh filings show was overstated — FY26 was in fact a record year (PAT +51% YoY, ROCE 36%, up from -3% in FY22)</w:t>
+      </w:r>
+    </w:p>
+    <w:p>
+      <w:pPr>
+        <w:pStyle w:val="ListParagraph"/>
+        <w:numPr>
+          <w:ilvl w:val="0"/>
+          <w:numId w:val="1"/>
+        </w:numPr>
+        <w:spacing w:after="60"/>
+      </w:pPr>
+      <w:r>
+        <w:t xml:space="preserve">tailwind upgraded weak-&gt;yes: Urbania/Trax volume growth, a dated 2,978-unit defence LSV order, Mumbai Police/institutional Urbania wins, and a guided 20-30% export-share target are real, multi-year structural drivers now backed by a board-committed Rs2,000-3,000cr capex plan, not just a replacement-cycle bounce</w:t>
+      </w:r>
+    </w:p>
+    <w:p>
+      <w:pPr>
+        <w:pStyle w:val="ListParagraph"/>
+        <w:numPr>
+          <w:ilvl w:val="0"/>
+          <w:numId w:val="1"/>
+        </w:numPr>
+        <w:spacing w:after="60"/>
+      </w:pPr>
+      <w:r>
+        <w:t xml:space="preserve">moat upgraded weak-&gt;yes: the BMW/Mercedes-Benz captive engine-manufacturing relationship (multi-decade OEM qualification, 200,000th Mercedes engine milestone) and &gt;70% van-segment market share are genuine structural moats</w:t>
+      </w:r>
+    </w:p>
+    <w:p>
+      <w:pPr>
+        <w:pStyle w:val="ListParagraph"/>
+        <w:numPr>
+          <w:ilvl w:val="0"/>
+          <w:numId w:val="1"/>
+        </w:numPr>
+        <w:spacing w:after="60"/>
+      </w:pPr>
+      <w:r>
+        <w:t xml:space="preserve">valuation upgraded weak-&gt;yes: ~21x trailing PE is not demanding for a debt-free, 36%-ROCE compounder with PAT still growing double-digits</w:t>
+      </w:r>
+    </w:p>
+    <w:p>
+      <w:pPr>
+        <w:pStyle w:val="ListParagraph"/>
+        <w:numPr>
+          <w:ilvl w:val="0"/>
+          <w:numId w:val="1"/>
+        </w:numPr>
+        <w:spacing w:after="60"/>
+      </w:pPr>
+      <w:r>
+        <w:t xml:space="preserve">tam stays no: at ~Rs23,000cr market cap, a literal 10x would require ~Rs2.3 lakh cr (top-15-20 India company) within 2-3 years, and a 100x would require ~Rs23 lakh cr within 10 years — both implausible regardless of quality. This is the 'Nesco logic' size-math case, not a quality judgment</w:t>
+      </w:r>
+    </w:p>
+    <w:p>
+      <w:pPr>
+        <w:pStyle w:val="ListParagraph"/>
+        <w:numPr>
+          <w:ilvl w:val="0"/>
+          <w:numId w:val="1"/>
+        </w:numPr>
+        <w:spacing w:after="60"/>
+      </w:pPr>
+      <w:r>
+        <w:t xml:space="preserve">four_box score is now 3.0 (tailwind yes, tam no, moat yes, valuation yes) — per the decision table this would normally permit a 10x/100x label, so an explicit analyst_override is set to intentionally keep thesis_fit 'neither' on size/return-magnitude grounds</w:t>
+      </w:r>
+    </w:p>
+    <w:p>
+      <w:pPr>
+        <w:pStyle w:val="ListParagraph"/>
+        <w:numPr>
+          <w:ilvl w:val="0"/>
+          <w:numId w:val="1"/>
+        </w:numPr>
+        <w:spacing w:after="60"/>
+      </w:pPr>
+      <w:r>
+        <w:t xml:space="preserve">Conviction raised Medium-High -&gt; High on independently-earned business quality (structural ROCE improvement, two real moats, dated commercial-stage commitments, reasonable valuation) plus the pre-existing trusted signal (Vivek_6954's 2026-08 'top holding' call) — no red flag found, zero-concall communication and the Jaya Hind related-party stake remain the residual watch items</w:t>
       </w:r>
     </w:p>
     <w:p>
